--- a/lessons/8-2/downloads/reveal/teacher/8.2-session-1-prerequisite-practice-a.docx
+++ b/lessons/8-2/downloads/reveal/teacher/8.2-session-1-prerequisite-practice-a.docx
@@ -15,10 +15,28 @@
         <w:rPr>
           <w:rFonts w:ascii="Avenir Next" w:hAnsi="Avenir Next" w:cs="Avenir Next" w:eastAsia="Avenir Next"/>
           <w:color w:val="1A1A1A"/>
+          <w:sz w:val="22"/>
+          <w:szCs w:val="20"/>
+        </w:rPr>
+        <w:t xml:space="preserve">Name</w:t>
+      </w:r>
+      <w:r>
+        <w:rPr>
+          <w:rFonts w:ascii="Avenir Next" w:hAnsi="Avenir Next" w:cs="Avenir Next" w:eastAsia="Avenir Next"/>
+          <w:color w:val="1A1A1A"/>
           <w:sz w:val="20"/>
           <w:szCs w:val="20"/>
         </w:rPr>
-        <w:t xml:space="preserve">Name</w:t>
+        <w:tab/>
+      </w:r>
+      <w:r>
+        <w:rPr>
+          <w:rFonts w:ascii="Avenir Next" w:hAnsi="Avenir Next" w:cs="Avenir Next" w:eastAsia="Avenir Next"/>
+          <w:color w:val="1A1A1A"/>
+          <w:sz w:val="22"/>
+          <w:szCs w:val="20"/>
+        </w:rPr>
+        <w:t xml:space="preserve">   Date</w:t>
       </w:r>
       <w:r>
         <w:rPr>
@@ -33,25 +51,7 @@
         <w:rPr>
           <w:rFonts w:ascii="Avenir Next" w:hAnsi="Avenir Next" w:cs="Avenir Next" w:eastAsia="Avenir Next"/>
           <w:color w:val="1A1A1A"/>
-          <w:sz w:val="20"/>
-          <w:szCs w:val="20"/>
-        </w:rPr>
-        <w:t xml:space="preserve">   Date</w:t>
-      </w:r>
-      <w:r>
-        <w:rPr>
-          <w:rFonts w:ascii="Avenir Next" w:hAnsi="Avenir Next" w:cs="Avenir Next" w:eastAsia="Avenir Next"/>
-          <w:color w:val="1A1A1A"/>
-          <w:sz w:val="20"/>
-          <w:szCs w:val="20"/>
-        </w:rPr>
-        <w:tab/>
-      </w:r>
-      <w:r>
-        <w:rPr>
-          <w:rFonts w:ascii="Avenir Next" w:hAnsi="Avenir Next" w:cs="Avenir Next" w:eastAsia="Avenir Next"/>
-          <w:color w:val="1A1A1A"/>
-          <w:sz w:val="20"/>
+          <w:sz w:val="22"/>
           <w:szCs w:val="20"/>
         </w:rPr>
         <w:t xml:space="preserve">   Period</w:t>
@@ -78,7 +78,7 @@
           <w:caps/>
           <w:color w:val="003A70"/>
           <w:spacing w:val="12"/>
-          <w:sz w:val="19"/>
+          <w:sz w:val="22"/>
           <w:szCs w:val="19"/>
         </w:rPr>
         <w:t xml:space="preserve">Lesson 8-2  ·  Session 1  ·  Prerequisite Practice A  ·  Skill 1 of 2</w:t>
@@ -86,6 +86,7 @@
     </w:p>
     <w:p>
       <w:pPr>
+        <w:pStyle w:val="Heading1"/>
         <w:keepNext/>
         <w:spacing w:before="0" w:after="10" w:line="240" w:lineRule="auto"/>
       </w:pPr>
@@ -111,7 +112,7 @@
         <w:rPr>
           <w:rFonts w:ascii="Avenir Next" w:hAnsi="Avenir Next" w:cs="Avenir Next" w:eastAsia="Avenir Next"/>
           <w:color w:val="5A5F66"/>
-          <w:sz w:val="17"/>
+          <w:sz w:val="22"/>
           <w:szCs w:val="17"/>
         </w:rPr>
         <w:t xml:space="preserve">Builds on Grade 3 · 3.NBT.A.2</w:t>
@@ -154,6 +155,7 @@
           </w:tcPr>
           <w:p>
             <w:pPr>
+              <w:pStyle w:val="Heading2"/>
               <w:spacing w:before="0" w:after="0" w:line="252" w:lineRule="auto"/>
             </w:pPr>
             <w:r>
@@ -184,7 +186,7 @@
                 <w:rFonts w:ascii="Avenir Next" w:hAnsi="Avenir Next" w:cs="Avenir Next" w:eastAsia="Avenir Next"/>
                 <w:i/>
                 <w:color w:val="1A1A1A"/>
-                <w:sz w:val="20"/>
+                <w:sz w:val="22"/>
                 <w:szCs w:val="20"/>
               </w:rPr>
               <w:t xml:space="preserve">n</w:t>
@@ -193,7 +195,7 @@
               <w:rPr>
                 <w:rFonts w:ascii="Avenir Next" w:hAnsi="Avenir Next" w:cs="Avenir Next" w:eastAsia="Avenir Next"/>
                 <w:color w:val="1A1A1A"/>
-                <w:sz w:val="20"/>
+                <w:sz w:val="22"/>
                 <w:szCs w:val="20"/>
               </w:rPr>
               <w:t xml:space="preserve"> + 23 = 60 is in the same fact family as 60 − 23 = </w:t>
@@ -203,7 +205,7 @@
                 <w:rFonts w:ascii="Avenir Next" w:hAnsi="Avenir Next" w:cs="Avenir Next" w:eastAsia="Avenir Next"/>
                 <w:i/>
                 <w:color w:val="1A1A1A"/>
-                <w:sz w:val="20"/>
+                <w:sz w:val="22"/>
                 <w:szCs w:val="20"/>
               </w:rPr>
               <w:t xml:space="preserve">n</w:t>
@@ -212,7 +214,7 @@
               <w:rPr>
                 <w:rFonts w:ascii="Avenir Next" w:hAnsi="Avenir Next" w:cs="Avenir Next" w:eastAsia="Avenir Next"/>
                 <w:color w:val="1A1A1A"/>
-                <w:sz w:val="20"/>
+                <w:sz w:val="22"/>
                 <w:szCs w:val="20"/>
               </w:rPr>
               <w:t xml:space="preserve">.</w:t>
@@ -232,6 +234,7 @@
           </w:tcPr>
           <w:p>
             <w:pPr>
+              <w:pStyle w:val="Heading2"/>
               <w:spacing w:before="0" w:after="0" w:line="252" w:lineRule="auto"/>
             </w:pPr>
             <w:r>
@@ -261,7 +264,7 @@
               <w:rPr>
                 <w:rFonts w:ascii="Avenir Next" w:hAnsi="Avenir Next" w:cs="Avenir Next" w:eastAsia="Avenir Next"/>
                 <w:color w:val="1A1A1A"/>
-                <w:sz w:val="20"/>
+                <w:sz w:val="22"/>
                 <w:szCs w:val="20"/>
               </w:rPr>
               <w:t xml:space="preserve">Turn an addition fact into a subtraction fact, like </w:t>
@@ -279,7 +282,7 @@
               <w:rPr>
                 <w:rFonts w:ascii="Avenir Next" w:hAnsi="Avenir Next" w:cs="Avenir Next" w:eastAsia="Avenir Next"/>
                 <w:color w:val="1A1A1A"/>
-                <w:sz w:val="20"/>
+                <w:sz w:val="22"/>
                 <w:szCs w:val="20"/>
               </w:rPr>
               <w:t xml:space="preserve"> + 23 = 60.  </w:t>
@@ -289,7 +292,7 @@
                 <w:rFonts w:ascii="Avenir Next" w:hAnsi="Avenir Next" w:cs="Avenir Next" w:eastAsia="Avenir Next"/>
                 <w:b/>
                 <w:color w:val="1A1A1A"/>
-                <w:sz w:val="20"/>
+                <w:sz w:val="22"/>
                 <w:szCs w:val="20"/>
               </w:rPr>
               <w:t xml:space="preserve">You will use it in Practice Form A, problems 1 and 4.</w:t>
@@ -300,6 +303,7 @@
     </w:tbl>
     <w:p>
       <w:pPr>
+        <w:pStyle w:val="Heading2"/>
         <w:keepNext/>
         <w:pBdr>
           <w:bottom w:val="single" w:sz="8" w:space="3" w:color="003A70"/>
@@ -315,7 +319,7 @@
           <w:b/>
           <w:color w:val="003A70"/>
           <w:spacing w:val="14"/>
-          <w:sz w:val="19"/>
+          <w:sz w:val="22"/>
           <w:szCs w:val="19"/>
         </w:rPr>
         <w:t xml:space="preserve">STEPS TO FOLLOW</w:t>
@@ -334,7 +338,7 @@
           <w:rFonts w:ascii="Avenir Next" w:hAnsi="Avenir Next" w:cs="Avenir Next" w:eastAsia="Avenir Next"/>
           <w:i/>
           <w:color w:val="5A5F66"/>
-          <w:sz w:val="17"/>
+          <w:sz w:val="22"/>
           <w:szCs w:val="17"/>
         </w:rPr>
         <w:t xml:space="preserve">use these same steps on every problem</w:t>
@@ -376,6 +380,7 @@
           </w:tcPr>
           <w:p>
             <w:pPr>
+              <w:pStyle w:val="Heading1"/>
               <w:spacing w:before="0" w:after="0" w:line="240" w:lineRule="auto"/>
               <w:jc w:val="center"/>
             </w:pPr>
@@ -404,7 +409,7 @@
               <w:rPr>
                 <w:rFonts w:ascii="Avenir Next" w:hAnsi="Avenir Next" w:cs="Avenir Next" w:eastAsia="Avenir Next"/>
                 <w:color w:val="1A1A1A"/>
-                <w:sz w:val="21"/>
+                <w:sz w:val="22"/>
                 <w:szCs w:val="21"/>
               </w:rPr>
               <w:t xml:space="preserve">Find the </w:t>
@@ -414,7 +419,7 @@
                 <w:rFonts w:ascii="Avenir Next" w:hAnsi="Avenir Next" w:cs="Avenir Next" w:eastAsia="Avenir Next"/>
                 <w:b/>
                 <w:color w:val="1A1A1A"/>
-                <w:sz w:val="21"/>
+                <w:sz w:val="22"/>
                 <w:szCs w:val="21"/>
               </w:rPr>
               <w:t xml:space="preserve">total</w:t>
@@ -423,7 +428,7 @@
               <w:rPr>
                 <w:rFonts w:ascii="Avenir Next" w:hAnsi="Avenir Next" w:cs="Avenir Next" w:eastAsia="Avenir Next"/>
                 <w:color w:val="1A1A1A"/>
-                <w:sz w:val="21"/>
+                <w:sz w:val="22"/>
                 <w:szCs w:val="21"/>
               </w:rPr>
               <w:t xml:space="preserve">: the number alone on one side.</w:t>
@@ -442,6 +447,7 @@
           </w:tcPr>
           <w:p>
             <w:pPr>
+              <w:pStyle w:val="Heading1"/>
               <w:spacing w:before="0" w:after="0" w:line="240" w:lineRule="auto"/>
               <w:jc w:val="center"/>
             </w:pPr>
@@ -471,7 +477,7 @@
                 <w:rFonts w:ascii="Avenir Next" w:hAnsi="Avenir Next" w:cs="Avenir Next" w:eastAsia="Avenir Next"/>
                 <w:b/>
                 <w:color w:val="1A1A1A"/>
-                <w:sz w:val="21"/>
+                <w:sz w:val="22"/>
                 <w:szCs w:val="21"/>
               </w:rPr>
               <w:t xml:space="preserve">Subtract</w:t>
@@ -480,7 +486,7 @@
               <w:rPr>
                 <w:rFonts w:ascii="Avenir Next" w:hAnsi="Avenir Next" w:cs="Avenir Next" w:eastAsia="Avenir Next"/>
                 <w:color w:val="1A1A1A"/>
-                <w:sz w:val="21"/>
+                <w:sz w:val="22"/>
                 <w:szCs w:val="21"/>
               </w:rPr>
               <w:t xml:space="preserve"> the known part from the total.</w:t>
@@ -499,6 +505,7 @@
           </w:tcPr>
           <w:p>
             <w:pPr>
+              <w:pStyle w:val="Heading1"/>
               <w:spacing w:before="0" w:after="0" w:line="240" w:lineRule="auto"/>
               <w:jc w:val="center"/>
             </w:pPr>
@@ -528,7 +535,7 @@
                 <w:rFonts w:ascii="Avenir Next" w:hAnsi="Avenir Next" w:cs="Avenir Next" w:eastAsia="Avenir Next"/>
                 <w:b/>
                 <w:color w:val="1A1A1A"/>
-                <w:sz w:val="21"/>
+                <w:sz w:val="22"/>
                 <w:szCs w:val="21"/>
               </w:rPr>
               <w:t xml:space="preserve">Check</w:t>
@@ -537,7 +544,7 @@
               <w:rPr>
                 <w:rFonts w:ascii="Avenir Next" w:hAnsi="Avenir Next" w:cs="Avenir Next" w:eastAsia="Avenir Next"/>
                 <w:color w:val="1A1A1A"/>
-                <w:sz w:val="21"/>
+                <w:sz w:val="22"/>
                 <w:szCs w:val="21"/>
               </w:rPr>
               <w:t xml:space="preserve">: add the parts back together.</w:t>
@@ -548,6 +555,7 @@
     </w:tbl>
     <w:p>
       <w:pPr>
+        <w:pStyle w:val="Heading2"/>
         <w:keepNext/>
         <w:pBdr>
           <w:bottom w:val="single" w:sz="8" w:space="3" w:color="003A70"/>
@@ -563,7 +571,7 @@
           <w:b/>
           <w:color w:val="003A70"/>
           <w:spacing w:val="14"/>
-          <w:sz w:val="19"/>
+          <w:sz w:val="22"/>
           <w:szCs w:val="19"/>
         </w:rPr>
         <w:t xml:space="preserve">WATCH ME</w:t>
@@ -582,7 +590,7 @@
           <w:rFonts w:ascii="Avenir Next" w:hAnsi="Avenir Next" w:cs="Avenir Next" w:eastAsia="Avenir Next"/>
           <w:i/>
           <w:color w:val="5A5F66"/>
-          <w:sz w:val="17"/>
+          <w:sz w:val="22"/>
           <w:szCs w:val="17"/>
         </w:rPr>
         <w:t xml:space="preserve">the steps in action</w:t>
@@ -597,7 +605,7 @@
           <w:rFonts w:ascii="Avenir Next" w:hAnsi="Avenir Next" w:cs="Avenir Next" w:eastAsia="Avenir Next"/>
           <w:b/>
           <w:color w:val="1A1A1A"/>
-          <w:sz w:val="21"/>
+          <w:sz w:val="22"/>
           <w:szCs w:val="21"/>
         </w:rPr>
         <w:t xml:space="preserve">Find the missing number: </w:t>
@@ -616,7 +624,7 @@
           <w:rFonts w:ascii="Avenir Next" w:hAnsi="Avenir Next" w:cs="Avenir Next" w:eastAsia="Avenir Next"/>
           <w:b/>
           <w:color w:val="1A1A1A"/>
-          <w:sz w:val="21"/>
+          <w:sz w:val="22"/>
           <w:szCs w:val="21"/>
         </w:rPr>
         <w:t xml:space="preserve"> + 23 = 60.</w:t>
@@ -635,25 +643,25 @@
           <w:rFonts w:ascii="Avenir Next" w:hAnsi="Avenir Next" w:cs="Avenir Next" w:eastAsia="Avenir Next"/>
           <w:b/>
           <w:color w:val="003A70"/>
+          <w:sz w:val="22"/>
+          <w:szCs w:val="19"/>
+        </w:rPr>
+        <w:t xml:space="preserve">Step 1</w:t>
+      </w:r>
+      <w:r>
+        <w:rPr>
+          <w:rFonts w:ascii="Avenir Next" w:hAnsi="Avenir Next" w:cs="Avenir Next" w:eastAsia="Avenir Next"/>
+          <w:color w:val="1A1A1A"/>
           <w:sz w:val="19"/>
           <w:szCs w:val="19"/>
         </w:rPr>
-        <w:t xml:space="preserve">Step 1</w:t>
-      </w:r>
-      <w:r>
-        <w:rPr>
-          <w:rFonts w:ascii="Avenir Next" w:hAnsi="Avenir Next" w:cs="Avenir Next" w:eastAsia="Avenir Next"/>
-          <w:color w:val="1A1A1A"/>
-          <w:sz w:val="19"/>
-          <w:szCs w:val="19"/>
-        </w:rPr>
         <w:tab/>
       </w:r>
       <w:r>
         <w:rPr>
           <w:rFonts w:ascii="Avenir Next" w:hAnsi="Avenir Next" w:cs="Avenir Next" w:eastAsia="Avenir Next"/>
           <w:color w:val="1A1A1A"/>
-          <w:sz w:val="21"/>
+          <w:sz w:val="22"/>
           <w:szCs w:val="21"/>
         </w:rPr>
         <w:t xml:space="preserve">The total is 60.</w:t>
@@ -672,25 +680,25 @@
           <w:rFonts w:ascii="Avenir Next" w:hAnsi="Avenir Next" w:cs="Avenir Next" w:eastAsia="Avenir Next"/>
           <w:b/>
           <w:color w:val="003A70"/>
+          <w:sz w:val="22"/>
+          <w:szCs w:val="19"/>
+        </w:rPr>
+        <w:t xml:space="preserve">Step 2</w:t>
+      </w:r>
+      <w:r>
+        <w:rPr>
+          <w:rFonts w:ascii="Avenir Next" w:hAnsi="Avenir Next" w:cs="Avenir Next" w:eastAsia="Avenir Next"/>
+          <w:color w:val="1A1A1A"/>
           <w:sz w:val="19"/>
           <w:szCs w:val="19"/>
         </w:rPr>
-        <w:t xml:space="preserve">Step 2</w:t>
-      </w:r>
-      <w:r>
-        <w:rPr>
-          <w:rFonts w:ascii="Avenir Next" w:hAnsi="Avenir Next" w:cs="Avenir Next" w:eastAsia="Avenir Next"/>
-          <w:color w:val="1A1A1A"/>
-          <w:sz w:val="19"/>
-          <w:szCs w:val="19"/>
-        </w:rPr>
         <w:tab/>
       </w:r>
       <w:r>
         <w:rPr>
           <w:rFonts w:ascii="Avenir Next" w:hAnsi="Avenir Next" w:cs="Avenir Next" w:eastAsia="Avenir Next"/>
           <w:color w:val="1A1A1A"/>
-          <w:sz w:val="21"/>
+          <w:sz w:val="22"/>
           <w:szCs w:val="21"/>
         </w:rPr>
         <w:t xml:space="preserve">60 − 23 = 37.</w:t>
@@ -709,25 +717,25 @@
           <w:rFonts w:ascii="Avenir Next" w:hAnsi="Avenir Next" w:cs="Avenir Next" w:eastAsia="Avenir Next"/>
           <w:b/>
           <w:color w:val="003A70"/>
+          <w:sz w:val="22"/>
+          <w:szCs w:val="19"/>
+        </w:rPr>
+        <w:t xml:space="preserve">Step 3</w:t>
+      </w:r>
+      <w:r>
+        <w:rPr>
+          <w:rFonts w:ascii="Avenir Next" w:hAnsi="Avenir Next" w:cs="Avenir Next" w:eastAsia="Avenir Next"/>
+          <w:color w:val="1A1A1A"/>
           <w:sz w:val="19"/>
           <w:szCs w:val="19"/>
         </w:rPr>
-        <w:t xml:space="preserve">Step 3</w:t>
-      </w:r>
-      <w:r>
-        <w:rPr>
-          <w:rFonts w:ascii="Avenir Next" w:hAnsi="Avenir Next" w:cs="Avenir Next" w:eastAsia="Avenir Next"/>
-          <w:color w:val="1A1A1A"/>
-          <w:sz w:val="19"/>
-          <w:szCs w:val="19"/>
-        </w:rPr>
         <w:tab/>
       </w:r>
       <w:r>
         <w:rPr>
           <w:rFonts w:ascii="Avenir Next" w:hAnsi="Avenir Next" w:cs="Avenir Next" w:eastAsia="Avenir Next"/>
           <w:color w:val="1A1A1A"/>
-          <w:sz w:val="21"/>
+          <w:sz w:val="22"/>
           <w:szCs w:val="21"/>
         </w:rPr>
         <w:t xml:space="preserve">37 + 23 = 60. It checks.</w:t>
@@ -746,18 +754,18 @@
           <w:rFonts w:ascii="Avenir Next" w:hAnsi="Avenir Next" w:cs="Avenir Next" w:eastAsia="Avenir Next"/>
           <w:b/>
           <w:color w:val="1A1A1A"/>
+          <w:sz w:val="22"/>
+          <w:szCs w:val="21"/>
+        </w:rPr>
+        <w:t xml:space="preserve">Answer</w:t>
+      </w:r>
+      <w:r>
+        <w:rPr>
+          <w:rFonts w:ascii="Avenir Next" w:hAnsi="Avenir Next" w:cs="Avenir Next" w:eastAsia="Avenir Next"/>
+          <w:color w:val="1A1A1A"/>
           <w:sz w:val="21"/>
           <w:szCs w:val="21"/>
         </w:rPr>
-        <w:t xml:space="preserve">Answer</w:t>
-      </w:r>
-      <w:r>
-        <w:rPr>
-          <w:rFonts w:ascii="Avenir Next" w:hAnsi="Avenir Next" w:cs="Avenir Next" w:eastAsia="Avenir Next"/>
-          <w:color w:val="1A1A1A"/>
-          <w:sz w:val="21"/>
-          <w:szCs w:val="21"/>
-        </w:rPr>
         <w:tab/>
       </w:r>
       <w:r>
@@ -765,7 +773,7 @@
           <w:rFonts w:ascii="Avenir Next" w:hAnsi="Avenir Next" w:cs="Avenir Next" w:eastAsia="Avenir Next"/>
           <w:b/>
           <w:color w:val="1A1A1A"/>
-          <w:sz w:val="21"/>
+          <w:sz w:val="22"/>
           <w:szCs w:val="21"/>
         </w:rPr>
         <w:t xml:space="preserve">37</w:t>
@@ -773,6 +781,7 @@
     </w:p>
     <w:p>
       <w:pPr>
+        <w:pStyle w:val="Heading2"/>
         <w:keepNext/>
         <w:pBdr>
           <w:bottom w:val="single" w:sz="8" w:space="3" w:color="003A70"/>
@@ -788,7 +797,7 @@
           <w:b/>
           <w:color w:val="003A70"/>
           <w:spacing w:val="14"/>
-          <w:sz w:val="19"/>
+          <w:sz w:val="22"/>
           <w:szCs w:val="19"/>
         </w:rPr>
         <w:t xml:space="preserve">TRY IT WITH HELP</w:t>
@@ -807,7 +816,7 @@
           <w:rFonts w:ascii="Avenir Next" w:hAnsi="Avenir Next" w:cs="Avenir Next" w:eastAsia="Avenir Next"/>
           <w:i/>
           <w:color w:val="5A5F66"/>
-          <w:sz w:val="17"/>
+          <w:sz w:val="22"/>
           <w:szCs w:val="17"/>
         </w:rPr>
         <w:t xml:space="preserve">fill in each step</w:t>
@@ -883,35 +892,35 @@
           <w:rFonts w:ascii="Avenir Next" w:hAnsi="Avenir Next" w:cs="Avenir Next" w:eastAsia="Avenir Next"/>
           <w:b/>
           <w:color w:val="003A70"/>
+          <w:sz w:val="22"/>
+          <w:szCs w:val="18"/>
+        </w:rPr>
+        <w:t xml:space="preserve">Step 1</w:t>
+      </w:r>
+      <w:r>
+        <w:rPr>
+          <w:rFonts w:ascii="Avenir Next" w:hAnsi="Avenir Next" w:cs="Avenir Next" w:eastAsia="Avenir Next"/>
+          <w:color w:val="1A1A1A"/>
           <w:sz w:val="18"/>
           <w:szCs w:val="18"/>
         </w:rPr>
-        <w:t xml:space="preserve">Step 1</w:t>
-      </w:r>
-      <w:r>
-        <w:rPr>
-          <w:rFonts w:ascii="Avenir Next" w:hAnsi="Avenir Next" w:cs="Avenir Next" w:eastAsia="Avenir Next"/>
-          <w:color w:val="1A1A1A"/>
-          <w:sz w:val="18"/>
-          <w:szCs w:val="18"/>
-        </w:rPr>
         <w:tab/>
       </w:r>
       <w:r>
         <w:rPr>
           <w:rFonts w:ascii="Avenir Next" w:hAnsi="Avenir Next" w:cs="Avenir Next" w:eastAsia="Avenir Next"/>
           <w:color w:val="1A1A1A"/>
+          <w:sz w:val="22"/>
+          <w:szCs w:val="21"/>
+        </w:rPr>
+        <w:t xml:space="preserve">The total is </w:t>
+      </w:r>
+      <w:r>
+        <w:rPr>
+          <w:rFonts w:ascii="Avenir Next" w:hAnsi="Avenir Next" w:cs="Avenir Next" w:eastAsia="Avenir Next"/>
+          <w:color w:val="1A1A1A"/>
           <w:sz w:val="21"/>
           <w:szCs w:val="21"/>
-        </w:rPr>
-        <w:t xml:space="preserve">The total is </w:t>
-      </w:r>
-      <w:r>
-        <w:rPr>
-          <w:rFonts w:ascii="Avenir Next" w:hAnsi="Avenir Next" w:cs="Avenir Next" w:eastAsia="Avenir Next"/>
-          <w:color w:val="1A1A1A"/>
-          <w:sz w:val="21"/>
-          <w:szCs w:val="21"/>
           <w:u w:val="single"/>
         </w:rPr>
         <w:t xml:space="preserve">                </w:t>
@@ -920,7 +929,7 @@
         <w:rPr>
           <w:rFonts w:ascii="Avenir Next" w:hAnsi="Avenir Next" w:cs="Avenir Next" w:eastAsia="Avenir Next"/>
           <w:color w:val="1A1A1A"/>
-          <w:sz w:val="21"/>
+          <w:sz w:val="22"/>
           <w:szCs w:val="21"/>
         </w:rPr>
         <w:t xml:space="preserve">.</w:t>
@@ -940,25 +949,25 @@
           <w:rFonts w:ascii="Avenir Next" w:hAnsi="Avenir Next" w:cs="Avenir Next" w:eastAsia="Avenir Next"/>
           <w:b/>
           <w:color w:val="003A70"/>
+          <w:sz w:val="22"/>
+          <w:szCs w:val="18"/>
+        </w:rPr>
+        <w:t xml:space="preserve">Step 2</w:t>
+      </w:r>
+      <w:r>
+        <w:rPr>
+          <w:rFonts w:ascii="Avenir Next" w:hAnsi="Avenir Next" w:cs="Avenir Next" w:eastAsia="Avenir Next"/>
+          <w:color w:val="1A1A1A"/>
           <w:sz w:val="18"/>
           <w:szCs w:val="18"/>
         </w:rPr>
-        <w:t xml:space="preserve">Step 2</w:t>
-      </w:r>
-      <w:r>
-        <w:rPr>
-          <w:rFonts w:ascii="Avenir Next" w:hAnsi="Avenir Next" w:cs="Avenir Next" w:eastAsia="Avenir Next"/>
-          <w:color w:val="1A1A1A"/>
-          <w:sz w:val="18"/>
-          <w:szCs w:val="18"/>
-        </w:rPr>
         <w:tab/>
       </w:r>
       <w:r>
         <w:rPr>
           <w:rFonts w:ascii="Avenir Next" w:hAnsi="Avenir Next" w:cs="Avenir Next" w:eastAsia="Avenir Next"/>
           <w:color w:val="1A1A1A"/>
-          <w:sz w:val="21"/>
+          <w:sz w:val="22"/>
           <w:szCs w:val="21"/>
         </w:rPr>
         <w:t xml:space="preserve">62 − 14 = </w:t>
@@ -988,35 +997,35 @@
           <w:rFonts w:ascii="Avenir Next" w:hAnsi="Avenir Next" w:cs="Avenir Next" w:eastAsia="Avenir Next"/>
           <w:b/>
           <w:color w:val="003A70"/>
+          <w:sz w:val="22"/>
+          <w:szCs w:val="18"/>
+        </w:rPr>
+        <w:t xml:space="preserve">Step 3</w:t>
+      </w:r>
+      <w:r>
+        <w:rPr>
+          <w:rFonts w:ascii="Avenir Next" w:hAnsi="Avenir Next" w:cs="Avenir Next" w:eastAsia="Avenir Next"/>
+          <w:color w:val="1A1A1A"/>
           <w:sz w:val="18"/>
           <w:szCs w:val="18"/>
         </w:rPr>
-        <w:t xml:space="preserve">Step 3</w:t>
-      </w:r>
-      <w:r>
-        <w:rPr>
-          <w:rFonts w:ascii="Avenir Next" w:hAnsi="Avenir Next" w:cs="Avenir Next" w:eastAsia="Avenir Next"/>
-          <w:color w:val="1A1A1A"/>
-          <w:sz w:val="18"/>
-          <w:szCs w:val="18"/>
-        </w:rPr>
         <w:tab/>
       </w:r>
       <w:r>
         <w:rPr>
           <w:rFonts w:ascii="Avenir Next" w:hAnsi="Avenir Next" w:cs="Avenir Next" w:eastAsia="Avenir Next"/>
           <w:color w:val="1A1A1A"/>
+          <w:sz w:val="22"/>
+          <w:szCs w:val="21"/>
+        </w:rPr>
+        <w:t xml:space="preserve">48 + 14 = </w:t>
+      </w:r>
+      <w:r>
+        <w:rPr>
+          <w:rFonts w:ascii="Avenir Next" w:hAnsi="Avenir Next" w:cs="Avenir Next" w:eastAsia="Avenir Next"/>
+          <w:color w:val="1A1A1A"/>
           <w:sz w:val="21"/>
           <w:szCs w:val="21"/>
-        </w:rPr>
-        <w:t xml:space="preserve">48 + 14 = </w:t>
-      </w:r>
-      <w:r>
-        <w:rPr>
-          <w:rFonts w:ascii="Avenir Next" w:hAnsi="Avenir Next" w:cs="Avenir Next" w:eastAsia="Avenir Next"/>
-          <w:color w:val="1A1A1A"/>
-          <w:sz w:val="21"/>
-          <w:szCs w:val="21"/>
           <w:u w:val="single"/>
         </w:rPr>
         <w:t xml:space="preserve">                </w:t>
@@ -1025,7 +1034,7 @@
         <w:rPr>
           <w:rFonts w:ascii="Avenir Next" w:hAnsi="Avenir Next" w:cs="Avenir Next" w:eastAsia="Avenir Next"/>
           <w:color w:val="1A1A1A"/>
-          <w:sz w:val="21"/>
+          <w:sz w:val="22"/>
           <w:szCs w:val="21"/>
         </w:rPr>
         <w:t xml:space="preserve">. It checks.</w:t>
@@ -1106,35 +1115,35 @@
           <w:rFonts w:ascii="Avenir Next" w:hAnsi="Avenir Next" w:cs="Avenir Next" w:eastAsia="Avenir Next"/>
           <w:b/>
           <w:color w:val="003A70"/>
+          <w:sz w:val="22"/>
+          <w:szCs w:val="18"/>
+        </w:rPr>
+        <w:t xml:space="preserve">Step 1</w:t>
+      </w:r>
+      <w:r>
+        <w:rPr>
+          <w:rFonts w:ascii="Avenir Next" w:hAnsi="Avenir Next" w:cs="Avenir Next" w:eastAsia="Avenir Next"/>
+          <w:color w:val="1A1A1A"/>
           <w:sz w:val="18"/>
           <w:szCs w:val="18"/>
         </w:rPr>
-        <w:t xml:space="preserve">Step 1</w:t>
-      </w:r>
-      <w:r>
-        <w:rPr>
-          <w:rFonts w:ascii="Avenir Next" w:hAnsi="Avenir Next" w:cs="Avenir Next" w:eastAsia="Avenir Next"/>
-          <w:color w:val="1A1A1A"/>
-          <w:sz w:val="18"/>
-          <w:szCs w:val="18"/>
-        </w:rPr>
         <w:tab/>
       </w:r>
       <w:r>
         <w:rPr>
           <w:rFonts w:ascii="Avenir Next" w:hAnsi="Avenir Next" w:cs="Avenir Next" w:eastAsia="Avenir Next"/>
           <w:color w:val="1A1A1A"/>
+          <w:sz w:val="22"/>
+          <w:szCs w:val="21"/>
+        </w:rPr>
+        <w:t xml:space="preserve">The total is </w:t>
+      </w:r>
+      <w:r>
+        <w:rPr>
+          <w:rFonts w:ascii="Avenir Next" w:hAnsi="Avenir Next" w:cs="Avenir Next" w:eastAsia="Avenir Next"/>
+          <w:color w:val="1A1A1A"/>
           <w:sz w:val="21"/>
           <w:szCs w:val="21"/>
-        </w:rPr>
-        <w:t xml:space="preserve">The total is </w:t>
-      </w:r>
-      <w:r>
-        <w:rPr>
-          <w:rFonts w:ascii="Avenir Next" w:hAnsi="Avenir Next" w:cs="Avenir Next" w:eastAsia="Avenir Next"/>
-          <w:color w:val="1A1A1A"/>
-          <w:sz w:val="21"/>
-          <w:szCs w:val="21"/>
           <w:u w:val="single"/>
         </w:rPr>
         <w:t xml:space="preserve">                </w:t>
@@ -1143,7 +1152,7 @@
         <w:rPr>
           <w:rFonts w:ascii="Avenir Next" w:hAnsi="Avenir Next" w:cs="Avenir Next" w:eastAsia="Avenir Next"/>
           <w:color w:val="1A1A1A"/>
-          <w:sz w:val="21"/>
+          <w:sz w:val="22"/>
           <w:szCs w:val="21"/>
         </w:rPr>
         <w:t xml:space="preserve">.</w:t>
@@ -1163,25 +1172,25 @@
           <w:rFonts w:ascii="Avenir Next" w:hAnsi="Avenir Next" w:cs="Avenir Next" w:eastAsia="Avenir Next"/>
           <w:b/>
           <w:color w:val="003A70"/>
+          <w:sz w:val="22"/>
+          <w:szCs w:val="18"/>
+        </w:rPr>
+        <w:t xml:space="preserve">Step 2</w:t>
+      </w:r>
+      <w:r>
+        <w:rPr>
+          <w:rFonts w:ascii="Avenir Next" w:hAnsi="Avenir Next" w:cs="Avenir Next" w:eastAsia="Avenir Next"/>
+          <w:color w:val="1A1A1A"/>
           <w:sz w:val="18"/>
           <w:szCs w:val="18"/>
         </w:rPr>
-        <w:t xml:space="preserve">Step 2</w:t>
-      </w:r>
-      <w:r>
-        <w:rPr>
-          <w:rFonts w:ascii="Avenir Next" w:hAnsi="Avenir Next" w:cs="Avenir Next" w:eastAsia="Avenir Next"/>
-          <w:color w:val="1A1A1A"/>
-          <w:sz w:val="18"/>
-          <w:szCs w:val="18"/>
-        </w:rPr>
         <w:tab/>
       </w:r>
       <w:r>
         <w:rPr>
           <w:rFonts w:ascii="Avenir Next" w:hAnsi="Avenir Next" w:cs="Avenir Next" w:eastAsia="Avenir Next"/>
           <w:color w:val="1A1A1A"/>
-          <w:sz w:val="21"/>
+          <w:sz w:val="22"/>
           <w:szCs w:val="21"/>
         </w:rPr>
         <w:t xml:space="preserve">33 − 15 = </w:t>
@@ -1211,35 +1220,35 @@
           <w:rFonts w:ascii="Avenir Next" w:hAnsi="Avenir Next" w:cs="Avenir Next" w:eastAsia="Avenir Next"/>
           <w:b/>
           <w:color w:val="003A70"/>
+          <w:sz w:val="22"/>
+          <w:szCs w:val="18"/>
+        </w:rPr>
+        <w:t xml:space="preserve">Step 3</w:t>
+      </w:r>
+      <w:r>
+        <w:rPr>
+          <w:rFonts w:ascii="Avenir Next" w:hAnsi="Avenir Next" w:cs="Avenir Next" w:eastAsia="Avenir Next"/>
+          <w:color w:val="1A1A1A"/>
           <w:sz w:val="18"/>
           <w:szCs w:val="18"/>
         </w:rPr>
-        <w:t xml:space="preserve">Step 3</w:t>
-      </w:r>
-      <w:r>
-        <w:rPr>
-          <w:rFonts w:ascii="Avenir Next" w:hAnsi="Avenir Next" w:cs="Avenir Next" w:eastAsia="Avenir Next"/>
-          <w:color w:val="1A1A1A"/>
-          <w:sz w:val="18"/>
-          <w:szCs w:val="18"/>
-        </w:rPr>
         <w:tab/>
       </w:r>
       <w:r>
         <w:rPr>
           <w:rFonts w:ascii="Avenir Next" w:hAnsi="Avenir Next" w:cs="Avenir Next" w:eastAsia="Avenir Next"/>
           <w:color w:val="1A1A1A"/>
+          <w:sz w:val="22"/>
+          <w:szCs w:val="21"/>
+        </w:rPr>
+        <w:t xml:space="preserve">15 + 18 = </w:t>
+      </w:r>
+      <w:r>
+        <w:rPr>
+          <w:rFonts w:ascii="Avenir Next" w:hAnsi="Avenir Next" w:cs="Avenir Next" w:eastAsia="Avenir Next"/>
+          <w:color w:val="1A1A1A"/>
           <w:sz w:val="21"/>
           <w:szCs w:val="21"/>
-        </w:rPr>
-        <w:t xml:space="preserve">15 + 18 = </w:t>
-      </w:r>
-      <w:r>
-        <w:rPr>
-          <w:rFonts w:ascii="Avenir Next" w:hAnsi="Avenir Next" w:cs="Avenir Next" w:eastAsia="Avenir Next"/>
-          <w:color w:val="1A1A1A"/>
-          <w:sz w:val="21"/>
-          <w:szCs w:val="21"/>
           <w:u w:val="single"/>
         </w:rPr>
         <w:t xml:space="preserve">                </w:t>
@@ -1248,7 +1257,7 @@
         <w:rPr>
           <w:rFonts w:ascii="Avenir Next" w:hAnsi="Avenir Next" w:cs="Avenir Next" w:eastAsia="Avenir Next"/>
           <w:color w:val="1A1A1A"/>
-          <w:sz w:val="21"/>
+          <w:sz w:val="22"/>
           <w:szCs w:val="21"/>
         </w:rPr>
         <w:t xml:space="preserve">. It checks.</w:t>
@@ -1261,6 +1270,7 @@
     </w:p>
     <w:p>
       <w:pPr>
+        <w:pStyle w:val="Heading2"/>
         <w:keepNext/>
         <w:pBdr>
           <w:bottom w:val="single" w:sz="8" w:space="3" w:color="003A70"/>
@@ -1276,7 +1286,7 @@
           <w:b/>
           <w:color w:val="003A70"/>
           <w:spacing w:val="14"/>
-          <w:sz w:val="19"/>
+          <w:sz w:val="22"/>
           <w:szCs w:val="19"/>
         </w:rPr>
         <w:t xml:space="preserve">YOUR TURN</w:t>
@@ -1295,7 +1305,7 @@
           <w:rFonts w:ascii="Avenir Next" w:hAnsi="Avenir Next" w:cs="Avenir Next" w:eastAsia="Avenir Next"/>
           <w:i/>
           <w:color w:val="5A5F66"/>
-          <w:sz w:val="17"/>
+          <w:sz w:val="22"/>
           <w:szCs w:val="17"/>
         </w:rPr>
         <w:t xml:space="preserve">use the steps on your own</w:t>
@@ -1476,7 +1486,7 @@
                       <w:szCs w:val="22"/>
                       <w:u w:val="single"/>
                     </w:rPr>
-                    <w:t xml:space="preserve">      </w:t>
+                    <w:t xml:space="preserve">          </w:t>
                   </w:r>
                 </w:p>
               </w:tc>
@@ -1556,7 +1566,7 @@
                       <w:szCs w:val="22"/>
                       <w:u w:val="single"/>
                     </w:rPr>
-                    <w:t xml:space="preserve">      </w:t>
+                    <w:t xml:space="preserve">          </w:t>
                   </w:r>
                 </w:p>
               </w:tc>
@@ -1627,7 +1637,7 @@
                       <w:szCs w:val="22"/>
                       <w:u w:val="single"/>
                     </w:rPr>
-                    <w:t xml:space="preserve">      </w:t>
+                    <w:t xml:space="preserve">          </w:t>
                   </w:r>
                 </w:p>
               </w:tc>
@@ -1704,7 +1714,7 @@
                       <w:szCs w:val="22"/>
                       <w:u w:val="single"/>
                     </w:rPr>
-                    <w:t xml:space="preserve">      </w:t>
+                    <w:t xml:space="preserve">          </w:t>
                   </w:r>
                 </w:p>
               </w:tc>
@@ -1784,7 +1794,7 @@
                       <w:szCs w:val="22"/>
                       <w:u w:val="single"/>
                     </w:rPr>
-                    <w:t xml:space="preserve">      </w:t>
+                    <w:t xml:space="preserve">          </w:t>
                   </w:r>
                 </w:p>
               </w:tc>
@@ -1855,7 +1865,7 @@
                       <w:szCs w:val="22"/>
                       <w:u w:val="single"/>
                     </w:rPr>
-                    <w:t xml:space="preserve">      </w:t>
+                    <w:t xml:space="preserve">          </w:t>
                   </w:r>
                 </w:p>
               </w:tc>
@@ -1887,7 +1897,7 @@
           <w:caps/>
           <w:color w:val="003A70"/>
           <w:spacing w:val="12"/>
-          <w:sz w:val="19"/>
+          <w:sz w:val="22"/>
           <w:szCs w:val="19"/>
         </w:rPr>
         <w:t xml:space="preserve">Lesson 8-2  ·  Session 1  ·  Prerequisite Practice A  ·  Skill 2 of 2</w:t>
@@ -1895,6 +1905,7 @@
     </w:p>
     <w:p>
       <w:pPr>
+        <w:pStyle w:val="Heading1"/>
         <w:keepNext/>
         <w:spacing w:before="0" w:after="10" w:line="240" w:lineRule="auto"/>
       </w:pPr>
@@ -1920,7 +1931,7 @@
         <w:rPr>
           <w:rFonts w:ascii="Avenir Next" w:hAnsi="Avenir Next" w:cs="Avenir Next" w:eastAsia="Avenir Next"/>
           <w:color w:val="5A5F66"/>
-          <w:sz w:val="17"/>
+          <w:sz w:val="22"/>
           <w:szCs w:val="17"/>
         </w:rPr>
         <w:t xml:space="preserve">Builds on Grade 4 · 4.NBT.B.4</w:t>
@@ -1963,6 +1974,7 @@
           </w:tcPr>
           <w:p>
             <w:pPr>
+              <w:pStyle w:val="Heading2"/>
               <w:spacing w:before="0" w:after="0" w:line="252" w:lineRule="auto"/>
             </w:pPr>
             <w:r>
@@ -1992,7 +2004,7 @@
               <w:rPr>
                 <w:rFonts w:ascii="Avenir Next" w:hAnsi="Avenir Next" w:cs="Avenir Next" w:eastAsia="Avenir Next"/>
                 <w:color w:val="1A1A1A"/>
-                <w:sz w:val="20"/>
+                <w:sz w:val="22"/>
                 <w:szCs w:val="20"/>
               </w:rPr>
               <w:t xml:space="preserve">To solve </w:t>
@@ -2002,7 +2014,7 @@
                 <w:rFonts w:ascii="Avenir Next" w:hAnsi="Avenir Next" w:cs="Avenir Next" w:eastAsia="Avenir Next"/>
                 <w:i/>
                 <w:color w:val="1A1A1A"/>
-                <w:sz w:val="20"/>
+                <w:sz w:val="22"/>
                 <w:szCs w:val="20"/>
               </w:rPr>
               <w:t xml:space="preserve">p</w:t>
@@ -2011,7 +2023,7 @@
               <w:rPr>
                 <w:rFonts w:ascii="Avenir Next" w:hAnsi="Avenir Next" w:cs="Avenir Next" w:eastAsia="Avenir Next"/>
                 <w:color w:val="1A1A1A"/>
-                <w:sz w:val="20"/>
+                <w:sz w:val="22"/>
                 <w:szCs w:val="20"/>
               </w:rPr>
               <w:t xml:space="preserve"> + 38 = 91, you subtract 91 − 38.</w:t>
@@ -2031,6 +2043,7 @@
           </w:tcPr>
           <w:p>
             <w:pPr>
+              <w:pStyle w:val="Heading2"/>
               <w:spacing w:before="0" w:after="0" w:line="252" w:lineRule="auto"/>
             </w:pPr>
             <w:r>
@@ -2060,7 +2073,7 @@
               <w:rPr>
                 <w:rFonts w:ascii="Avenir Next" w:hAnsi="Avenir Next" w:cs="Avenir Next" w:eastAsia="Avenir Next"/>
                 <w:color w:val="1A1A1A"/>
-                <w:sz w:val="20"/>
+                <w:sz w:val="22"/>
                 <w:szCs w:val="20"/>
               </w:rPr>
               <w:t xml:space="preserve">Subtract with regrouping, like 91 − 38.  </w:t>
@@ -2070,7 +2083,7 @@
                 <w:rFonts w:ascii="Avenir Next" w:hAnsi="Avenir Next" w:cs="Avenir Next" w:eastAsia="Avenir Next"/>
                 <w:b/>
                 <w:color w:val="1A1A1A"/>
-                <w:sz w:val="20"/>
+                <w:sz w:val="22"/>
                 <w:szCs w:val="20"/>
               </w:rPr>
               <w:t xml:space="preserve">You will use it in Practice Form A, problems 5 and 7.</w:t>
@@ -2081,6 +2094,7 @@
     </w:tbl>
     <w:p>
       <w:pPr>
+        <w:pStyle w:val="Heading2"/>
         <w:keepNext/>
         <w:pBdr>
           <w:bottom w:val="single" w:sz="8" w:space="3" w:color="003A70"/>
@@ -2096,7 +2110,7 @@
           <w:b/>
           <w:color w:val="003A70"/>
           <w:spacing w:val="14"/>
-          <w:sz w:val="19"/>
+          <w:sz w:val="22"/>
           <w:szCs w:val="19"/>
         </w:rPr>
         <w:t xml:space="preserve">STEPS TO FOLLOW</w:t>
@@ -2115,7 +2129,7 @@
           <w:rFonts w:ascii="Avenir Next" w:hAnsi="Avenir Next" w:cs="Avenir Next" w:eastAsia="Avenir Next"/>
           <w:i/>
           <w:color w:val="5A5F66"/>
-          <w:sz w:val="17"/>
+          <w:sz w:val="22"/>
           <w:szCs w:val="17"/>
         </w:rPr>
         <w:t xml:space="preserve">use these same steps on every problem</w:t>
@@ -2157,6 +2171,7 @@
           </w:tcPr>
           <w:p>
             <w:pPr>
+              <w:pStyle w:val="Heading1"/>
               <w:spacing w:before="0" w:after="0" w:line="240" w:lineRule="auto"/>
               <w:jc w:val="center"/>
             </w:pPr>
@@ -2185,7 +2200,7 @@
               <w:rPr>
                 <w:rFonts w:ascii="Avenir Next" w:hAnsi="Avenir Next" w:cs="Avenir Next" w:eastAsia="Avenir Next"/>
                 <w:color w:val="1A1A1A"/>
-                <w:sz w:val="21"/>
+                <w:sz w:val="22"/>
                 <w:szCs w:val="21"/>
               </w:rPr>
               <w:t xml:space="preserve">Line up the </w:t>
@@ -2195,7 +2210,7 @@
                 <w:rFonts w:ascii="Avenir Next" w:hAnsi="Avenir Next" w:cs="Avenir Next" w:eastAsia="Avenir Next"/>
                 <w:b/>
                 <w:color w:val="1A1A1A"/>
-                <w:sz w:val="21"/>
+                <w:sz w:val="22"/>
                 <w:szCs w:val="21"/>
               </w:rPr>
               <w:t xml:space="preserve">places</w:t>
@@ -2204,7 +2219,7 @@
               <w:rPr>
                 <w:rFonts w:ascii="Avenir Next" w:hAnsi="Avenir Next" w:cs="Avenir Next" w:eastAsia="Avenir Next"/>
                 <w:color w:val="1A1A1A"/>
-                <w:sz w:val="21"/>
+                <w:sz w:val="22"/>
                 <w:szCs w:val="21"/>
               </w:rPr>
               <w:t xml:space="preserve">. Start with the ones.</w:t>
@@ -2223,6 +2238,7 @@
           </w:tcPr>
           <w:p>
             <w:pPr>
+              <w:pStyle w:val="Heading1"/>
               <w:spacing w:before="0" w:after="0" w:line="240" w:lineRule="auto"/>
               <w:jc w:val="center"/>
             </w:pPr>
@@ -2251,7 +2267,7 @@
               <w:rPr>
                 <w:rFonts w:ascii="Avenir Next" w:hAnsi="Avenir Next" w:cs="Avenir Next" w:eastAsia="Avenir Next"/>
                 <w:color w:val="1A1A1A"/>
-                <w:sz w:val="21"/>
+                <w:sz w:val="22"/>
                 <w:szCs w:val="21"/>
               </w:rPr>
               <w:t xml:space="preserve">Ones too small? </w:t>
@@ -2261,7 +2277,7 @@
                 <w:rFonts w:ascii="Avenir Next" w:hAnsi="Avenir Next" w:cs="Avenir Next" w:eastAsia="Avenir Next"/>
                 <w:b/>
                 <w:color w:val="1A1A1A"/>
-                <w:sz w:val="21"/>
+                <w:sz w:val="22"/>
                 <w:szCs w:val="21"/>
               </w:rPr>
               <w:t xml:space="preserve">Regroup</w:t>
@@ -2270,7 +2286,7 @@
               <w:rPr>
                 <w:rFonts w:ascii="Avenir Next" w:hAnsi="Avenir Next" w:cs="Avenir Next" w:eastAsia="Avenir Next"/>
                 <w:color w:val="1A1A1A"/>
-                <w:sz w:val="21"/>
+                <w:sz w:val="22"/>
                 <w:szCs w:val="21"/>
               </w:rPr>
               <w:t xml:space="preserve"> 1 ten as 10 ones.</w:t>
@@ -2289,6 +2305,7 @@
           </w:tcPr>
           <w:p>
             <w:pPr>
+              <w:pStyle w:val="Heading1"/>
               <w:spacing w:before="0" w:after="0" w:line="240" w:lineRule="auto"/>
               <w:jc w:val="center"/>
             </w:pPr>
@@ -2318,7 +2335,7 @@
                 <w:rFonts w:ascii="Avenir Next" w:hAnsi="Avenir Next" w:cs="Avenir Next" w:eastAsia="Avenir Next"/>
                 <w:b/>
                 <w:color w:val="1A1A1A"/>
-                <w:sz w:val="21"/>
+                <w:sz w:val="22"/>
                 <w:szCs w:val="21"/>
               </w:rPr>
               <w:t xml:space="preserve">Subtract</w:t>
@@ -2327,7 +2344,7 @@
               <w:rPr>
                 <w:rFonts w:ascii="Avenir Next" w:hAnsi="Avenir Next" w:cs="Avenir Next" w:eastAsia="Avenir Next"/>
                 <w:color w:val="1A1A1A"/>
-                <w:sz w:val="21"/>
+                <w:sz w:val="22"/>
                 <w:szCs w:val="21"/>
               </w:rPr>
               <w:t xml:space="preserve"> each place.</w:t>
@@ -2338,6 +2355,7 @@
     </w:tbl>
     <w:p>
       <w:pPr>
+        <w:pStyle w:val="Heading2"/>
         <w:keepNext/>
         <w:pBdr>
           <w:bottom w:val="single" w:sz="8" w:space="3" w:color="003A70"/>
@@ -2353,7 +2371,7 @@
           <w:b/>
           <w:color w:val="003A70"/>
           <w:spacing w:val="14"/>
-          <w:sz w:val="19"/>
+          <w:sz w:val="22"/>
           <w:szCs w:val="19"/>
         </w:rPr>
         <w:t xml:space="preserve">WATCH ME</w:t>
@@ -2372,7 +2390,7 @@
           <w:rFonts w:ascii="Avenir Next" w:hAnsi="Avenir Next" w:cs="Avenir Next" w:eastAsia="Avenir Next"/>
           <w:i/>
           <w:color w:val="5A5F66"/>
-          <w:sz w:val="17"/>
+          <w:sz w:val="22"/>
           <w:szCs w:val="17"/>
         </w:rPr>
         <w:t xml:space="preserve">the steps in action</w:t>
@@ -2387,7 +2405,7 @@
           <w:rFonts w:ascii="Avenir Next" w:hAnsi="Avenir Next" w:cs="Avenir Next" w:eastAsia="Avenir Next"/>
           <w:b/>
           <w:color w:val="1A1A1A"/>
-          <w:sz w:val="21"/>
+          <w:sz w:val="22"/>
           <w:szCs w:val="21"/>
         </w:rPr>
         <w:t xml:space="preserve">Find 91 − 38.</w:t>
@@ -2406,25 +2424,25 @@
           <w:rFonts w:ascii="Avenir Next" w:hAnsi="Avenir Next" w:cs="Avenir Next" w:eastAsia="Avenir Next"/>
           <w:b/>
           <w:color w:val="003A70"/>
+          <w:sz w:val="22"/>
+          <w:szCs w:val="19"/>
+        </w:rPr>
+        <w:t xml:space="preserve">Step 1</w:t>
+      </w:r>
+      <w:r>
+        <w:rPr>
+          <w:rFonts w:ascii="Avenir Next" w:hAnsi="Avenir Next" w:cs="Avenir Next" w:eastAsia="Avenir Next"/>
+          <w:color w:val="1A1A1A"/>
           <w:sz w:val="19"/>
           <w:szCs w:val="19"/>
         </w:rPr>
-        <w:t xml:space="preserve">Step 1</w:t>
-      </w:r>
-      <w:r>
-        <w:rPr>
-          <w:rFonts w:ascii="Avenir Next" w:hAnsi="Avenir Next" w:cs="Avenir Next" w:eastAsia="Avenir Next"/>
-          <w:color w:val="1A1A1A"/>
-          <w:sz w:val="19"/>
-          <w:szCs w:val="19"/>
-        </w:rPr>
         <w:tab/>
       </w:r>
       <w:r>
         <w:rPr>
           <w:rFonts w:ascii="Avenir Next" w:hAnsi="Avenir Next" w:cs="Avenir Next" w:eastAsia="Avenir Next"/>
           <w:color w:val="1A1A1A"/>
-          <w:sz w:val="21"/>
+          <w:sz w:val="22"/>
           <w:szCs w:val="21"/>
         </w:rPr>
         <w:t xml:space="preserve">Ones: 1 − 8. Too small.</w:t>
@@ -2443,25 +2461,25 @@
           <w:rFonts w:ascii="Avenir Next" w:hAnsi="Avenir Next" w:cs="Avenir Next" w:eastAsia="Avenir Next"/>
           <w:b/>
           <w:color w:val="003A70"/>
+          <w:sz w:val="22"/>
+          <w:szCs w:val="19"/>
+        </w:rPr>
+        <w:t xml:space="preserve">Step 2</w:t>
+      </w:r>
+      <w:r>
+        <w:rPr>
+          <w:rFonts w:ascii="Avenir Next" w:hAnsi="Avenir Next" w:cs="Avenir Next" w:eastAsia="Avenir Next"/>
+          <w:color w:val="1A1A1A"/>
           <w:sz w:val="19"/>
           <w:szCs w:val="19"/>
         </w:rPr>
-        <w:t xml:space="preserve">Step 2</w:t>
-      </w:r>
-      <w:r>
-        <w:rPr>
-          <w:rFonts w:ascii="Avenir Next" w:hAnsi="Avenir Next" w:cs="Avenir Next" w:eastAsia="Avenir Next"/>
-          <w:color w:val="1A1A1A"/>
-          <w:sz w:val="19"/>
-          <w:szCs w:val="19"/>
-        </w:rPr>
         <w:tab/>
       </w:r>
       <w:r>
         <w:rPr>
           <w:rFonts w:ascii="Avenir Next" w:hAnsi="Avenir Next" w:cs="Avenir Next" w:eastAsia="Avenir Next"/>
           <w:color w:val="1A1A1A"/>
-          <w:sz w:val="21"/>
+          <w:sz w:val="22"/>
           <w:szCs w:val="21"/>
         </w:rPr>
         <w:t xml:space="preserve">Regroup: 8 tens and 11 ones.</w:t>
@@ -2480,25 +2498,25 @@
           <w:rFonts w:ascii="Avenir Next" w:hAnsi="Avenir Next" w:cs="Avenir Next" w:eastAsia="Avenir Next"/>
           <w:b/>
           <w:color w:val="003A70"/>
+          <w:sz w:val="22"/>
+          <w:szCs w:val="19"/>
+        </w:rPr>
+        <w:t xml:space="preserve">Step 3</w:t>
+      </w:r>
+      <w:r>
+        <w:rPr>
+          <w:rFonts w:ascii="Avenir Next" w:hAnsi="Avenir Next" w:cs="Avenir Next" w:eastAsia="Avenir Next"/>
+          <w:color w:val="1A1A1A"/>
           <w:sz w:val="19"/>
           <w:szCs w:val="19"/>
         </w:rPr>
-        <w:t xml:space="preserve">Step 3</w:t>
-      </w:r>
-      <w:r>
-        <w:rPr>
-          <w:rFonts w:ascii="Avenir Next" w:hAnsi="Avenir Next" w:cs="Avenir Next" w:eastAsia="Avenir Next"/>
-          <w:color w:val="1A1A1A"/>
-          <w:sz w:val="19"/>
-          <w:szCs w:val="19"/>
-        </w:rPr>
         <w:tab/>
       </w:r>
       <w:r>
         <w:rPr>
           <w:rFonts w:ascii="Avenir Next" w:hAnsi="Avenir Next" w:cs="Avenir Next" w:eastAsia="Avenir Next"/>
           <w:color w:val="1A1A1A"/>
-          <w:sz w:val="21"/>
+          <w:sz w:val="22"/>
           <w:szCs w:val="21"/>
         </w:rPr>
         <w:t xml:space="preserve">11 − 8 = 3. 8 − 3 = 5. The answer is 53.</w:t>
@@ -2517,18 +2535,18 @@
           <w:rFonts w:ascii="Avenir Next" w:hAnsi="Avenir Next" w:cs="Avenir Next" w:eastAsia="Avenir Next"/>
           <w:b/>
           <w:color w:val="1A1A1A"/>
+          <w:sz w:val="22"/>
+          <w:szCs w:val="21"/>
+        </w:rPr>
+        <w:t xml:space="preserve">Answer</w:t>
+      </w:r>
+      <w:r>
+        <w:rPr>
+          <w:rFonts w:ascii="Avenir Next" w:hAnsi="Avenir Next" w:cs="Avenir Next" w:eastAsia="Avenir Next"/>
+          <w:color w:val="1A1A1A"/>
           <w:sz w:val="21"/>
           <w:szCs w:val="21"/>
         </w:rPr>
-        <w:t xml:space="preserve">Answer</w:t>
-      </w:r>
-      <w:r>
-        <w:rPr>
-          <w:rFonts w:ascii="Avenir Next" w:hAnsi="Avenir Next" w:cs="Avenir Next" w:eastAsia="Avenir Next"/>
-          <w:color w:val="1A1A1A"/>
-          <w:sz w:val="21"/>
-          <w:szCs w:val="21"/>
-        </w:rPr>
         <w:tab/>
       </w:r>
       <w:r>
@@ -2536,7 +2554,7 @@
           <w:rFonts w:ascii="Avenir Next" w:hAnsi="Avenir Next" w:cs="Avenir Next" w:eastAsia="Avenir Next"/>
           <w:b/>
           <w:color w:val="1A1A1A"/>
-          <w:sz w:val="21"/>
+          <w:sz w:val="22"/>
           <w:szCs w:val="21"/>
         </w:rPr>
         <w:t xml:space="preserve">53</w:t>
@@ -2544,6 +2562,7 @@
     </w:p>
     <w:p>
       <w:pPr>
+        <w:pStyle w:val="Heading2"/>
         <w:keepNext/>
         <w:pBdr>
           <w:bottom w:val="single" w:sz="8" w:space="3" w:color="003A70"/>
@@ -2559,7 +2578,7 @@
           <w:b/>
           <w:color w:val="003A70"/>
           <w:spacing w:val="14"/>
-          <w:sz w:val="19"/>
+          <w:sz w:val="22"/>
           <w:szCs w:val="19"/>
         </w:rPr>
         <w:t xml:space="preserve">TRY IT WITH HELP</w:t>
@@ -2578,7 +2597,7 @@
           <w:rFonts w:ascii="Avenir Next" w:hAnsi="Avenir Next" w:cs="Avenir Next" w:eastAsia="Avenir Next"/>
           <w:i/>
           <w:color w:val="5A5F66"/>
-          <w:sz w:val="17"/>
+          <w:sz w:val="22"/>
           <w:szCs w:val="17"/>
         </w:rPr>
         <w:t xml:space="preserve">fill in each step</w:t>
@@ -2636,35 +2655,35 @@
           <w:rFonts w:ascii="Avenir Next" w:hAnsi="Avenir Next" w:cs="Avenir Next" w:eastAsia="Avenir Next"/>
           <w:b/>
           <w:color w:val="003A70"/>
+          <w:sz w:val="22"/>
+          <w:szCs w:val="18"/>
+        </w:rPr>
+        <w:t xml:space="preserve">Step 1</w:t>
+      </w:r>
+      <w:r>
+        <w:rPr>
+          <w:rFonts w:ascii="Avenir Next" w:hAnsi="Avenir Next" w:cs="Avenir Next" w:eastAsia="Avenir Next"/>
+          <w:color w:val="1A1A1A"/>
           <w:sz w:val="18"/>
           <w:szCs w:val="18"/>
         </w:rPr>
-        <w:t xml:space="preserve">Step 1</w:t>
-      </w:r>
-      <w:r>
-        <w:rPr>
-          <w:rFonts w:ascii="Avenir Next" w:hAnsi="Avenir Next" w:cs="Avenir Next" w:eastAsia="Avenir Next"/>
-          <w:color w:val="1A1A1A"/>
-          <w:sz w:val="18"/>
-          <w:szCs w:val="18"/>
-        </w:rPr>
         <w:tab/>
       </w:r>
       <w:r>
         <w:rPr>
           <w:rFonts w:ascii="Avenir Next" w:hAnsi="Avenir Next" w:cs="Avenir Next" w:eastAsia="Avenir Next"/>
           <w:color w:val="1A1A1A"/>
+          <w:sz w:val="22"/>
+          <w:szCs w:val="21"/>
+        </w:rPr>
+        <w:t xml:space="preserve">Ones: </w:t>
+      </w:r>
+      <w:r>
+        <w:rPr>
+          <w:rFonts w:ascii="Avenir Next" w:hAnsi="Avenir Next" w:cs="Avenir Next" w:eastAsia="Avenir Next"/>
+          <w:color w:val="1A1A1A"/>
           <w:sz w:val="21"/>
           <w:szCs w:val="21"/>
-        </w:rPr>
-        <w:t xml:space="preserve">Ones: </w:t>
-      </w:r>
-      <w:r>
-        <w:rPr>
-          <w:rFonts w:ascii="Avenir Next" w:hAnsi="Avenir Next" w:cs="Avenir Next" w:eastAsia="Avenir Next"/>
-          <w:color w:val="1A1A1A"/>
-          <w:sz w:val="21"/>
-          <w:szCs w:val="21"/>
           <w:u w:val="single"/>
         </w:rPr>
         <w:t xml:space="preserve">                </w:t>
@@ -2673,7 +2692,7 @@
         <w:rPr>
           <w:rFonts w:ascii="Avenir Next" w:hAnsi="Avenir Next" w:cs="Avenir Next" w:eastAsia="Avenir Next"/>
           <w:color w:val="1A1A1A"/>
-          <w:sz w:val="21"/>
+          <w:sz w:val="22"/>
           <w:szCs w:val="21"/>
         </w:rPr>
         <w:t xml:space="preserve"> − 6. Too small.</w:t>
@@ -2693,35 +2712,35 @@
           <w:rFonts w:ascii="Avenir Next" w:hAnsi="Avenir Next" w:cs="Avenir Next" w:eastAsia="Avenir Next"/>
           <w:b/>
           <w:color w:val="003A70"/>
+          <w:sz w:val="22"/>
+          <w:szCs w:val="18"/>
+        </w:rPr>
+        <w:t xml:space="preserve">Step 2</w:t>
+      </w:r>
+      <w:r>
+        <w:rPr>
+          <w:rFonts w:ascii="Avenir Next" w:hAnsi="Avenir Next" w:cs="Avenir Next" w:eastAsia="Avenir Next"/>
+          <w:color w:val="1A1A1A"/>
           <w:sz w:val="18"/>
           <w:szCs w:val="18"/>
         </w:rPr>
-        <w:t xml:space="preserve">Step 2</w:t>
-      </w:r>
-      <w:r>
-        <w:rPr>
-          <w:rFonts w:ascii="Avenir Next" w:hAnsi="Avenir Next" w:cs="Avenir Next" w:eastAsia="Avenir Next"/>
-          <w:color w:val="1A1A1A"/>
-          <w:sz w:val="18"/>
-          <w:szCs w:val="18"/>
-        </w:rPr>
         <w:tab/>
       </w:r>
       <w:r>
         <w:rPr>
           <w:rFonts w:ascii="Avenir Next" w:hAnsi="Avenir Next" w:cs="Avenir Next" w:eastAsia="Avenir Next"/>
           <w:color w:val="1A1A1A"/>
+          <w:sz w:val="22"/>
+          <w:szCs w:val="21"/>
+        </w:rPr>
+        <w:t xml:space="preserve">Regroup: 6 tens and </w:t>
+      </w:r>
+      <w:r>
+        <w:rPr>
+          <w:rFonts w:ascii="Avenir Next" w:hAnsi="Avenir Next" w:cs="Avenir Next" w:eastAsia="Avenir Next"/>
+          <w:color w:val="1A1A1A"/>
           <w:sz w:val="21"/>
           <w:szCs w:val="21"/>
-        </w:rPr>
-        <w:t xml:space="preserve">Regroup: 6 tens and </w:t>
-      </w:r>
-      <w:r>
-        <w:rPr>
-          <w:rFonts w:ascii="Avenir Next" w:hAnsi="Avenir Next" w:cs="Avenir Next" w:eastAsia="Avenir Next"/>
-          <w:color w:val="1A1A1A"/>
-          <w:sz w:val="21"/>
-          <w:szCs w:val="21"/>
           <w:u w:val="single"/>
         </w:rPr>
         <w:t xml:space="preserve">                </w:t>
@@ -2730,7 +2749,7 @@
         <w:rPr>
           <w:rFonts w:ascii="Avenir Next" w:hAnsi="Avenir Next" w:cs="Avenir Next" w:eastAsia="Avenir Next"/>
           <w:color w:val="1A1A1A"/>
-          <w:sz w:val="21"/>
+          <w:sz w:val="22"/>
           <w:szCs w:val="21"/>
         </w:rPr>
         <w:t xml:space="preserve"> ones.</w:t>
@@ -2750,28 +2769,47 @@
           <w:rFonts w:ascii="Avenir Next" w:hAnsi="Avenir Next" w:cs="Avenir Next" w:eastAsia="Avenir Next"/>
           <w:b/>
           <w:color w:val="003A70"/>
+          <w:sz w:val="22"/>
+          <w:szCs w:val="18"/>
+        </w:rPr>
+        <w:t xml:space="preserve">Step 3</w:t>
+      </w:r>
+      <w:r>
+        <w:rPr>
+          <w:rFonts w:ascii="Avenir Next" w:hAnsi="Avenir Next" w:cs="Avenir Next" w:eastAsia="Avenir Next"/>
+          <w:color w:val="1A1A1A"/>
           <w:sz w:val="18"/>
           <w:szCs w:val="18"/>
         </w:rPr>
-        <w:t xml:space="preserve">Step 3</w:t>
-      </w:r>
-      <w:r>
-        <w:rPr>
-          <w:rFonts w:ascii="Avenir Next" w:hAnsi="Avenir Next" w:cs="Avenir Next" w:eastAsia="Avenir Next"/>
-          <w:color w:val="1A1A1A"/>
-          <w:sz w:val="18"/>
-          <w:szCs w:val="18"/>
-        </w:rPr>
         <w:tab/>
       </w:r>
       <w:r>
         <w:rPr>
           <w:rFonts w:ascii="Avenir Next" w:hAnsi="Avenir Next" w:cs="Avenir Next" w:eastAsia="Avenir Next"/>
           <w:color w:val="1A1A1A"/>
+          <w:sz w:val="22"/>
+          <w:szCs w:val="21"/>
+        </w:rPr>
+        <w:t xml:space="preserve">13 − 6 = </w:t>
+      </w:r>
+      <w:r>
+        <w:rPr>
+          <w:rFonts w:ascii="Avenir Next" w:hAnsi="Avenir Next" w:cs="Avenir Next" w:eastAsia="Avenir Next"/>
+          <w:color w:val="1A1A1A"/>
           <w:sz w:val="21"/>
           <w:szCs w:val="21"/>
-        </w:rPr>
-        <w:t xml:space="preserve">13 − 6 = </w:t>
+          <w:u w:val="single"/>
+        </w:rPr>
+        <w:t xml:space="preserve">                </w:t>
+      </w:r>
+      <w:r>
+        <w:rPr>
+          <w:rFonts w:ascii="Avenir Next" w:hAnsi="Avenir Next" w:cs="Avenir Next" w:eastAsia="Avenir Next"/>
+          <w:color w:val="1A1A1A"/>
+          <w:sz w:val="22"/>
+          <w:szCs w:val="21"/>
+        </w:rPr>
+        <w:t xml:space="preserve">. 6 − 1 = </w:t>
       </w:r>
       <w:r>
         <w:rPr>
@@ -2787,26 +2825,7 @@
         <w:rPr>
           <w:rFonts w:ascii="Avenir Next" w:hAnsi="Avenir Next" w:cs="Avenir Next" w:eastAsia="Avenir Next"/>
           <w:color w:val="1A1A1A"/>
-          <w:sz w:val="21"/>
-          <w:szCs w:val="21"/>
-        </w:rPr>
-        <w:t xml:space="preserve">. 6 − 1 = </w:t>
-      </w:r>
-      <w:r>
-        <w:rPr>
-          <w:rFonts w:ascii="Avenir Next" w:hAnsi="Avenir Next" w:cs="Avenir Next" w:eastAsia="Avenir Next"/>
-          <w:color w:val="1A1A1A"/>
-          <w:sz w:val="21"/>
-          <w:szCs w:val="21"/>
-          <w:u w:val="single"/>
-        </w:rPr>
-        <w:t xml:space="preserve">                </w:t>
-      </w:r>
-      <w:r>
-        <w:rPr>
-          <w:rFonts w:ascii="Avenir Next" w:hAnsi="Avenir Next" w:cs="Avenir Next" w:eastAsia="Avenir Next"/>
-          <w:color w:val="1A1A1A"/>
-          <w:sz w:val="21"/>
+          <w:sz w:val="22"/>
           <w:szCs w:val="21"/>
         </w:rPr>
         <w:t xml:space="preserve">. Answer: </w:t>
@@ -2879,35 +2898,35 @@
           <w:rFonts w:ascii="Avenir Next" w:hAnsi="Avenir Next" w:cs="Avenir Next" w:eastAsia="Avenir Next"/>
           <w:b/>
           <w:color w:val="003A70"/>
+          <w:sz w:val="22"/>
+          <w:szCs w:val="18"/>
+        </w:rPr>
+        <w:t xml:space="preserve">Step 1</w:t>
+      </w:r>
+      <w:r>
+        <w:rPr>
+          <w:rFonts w:ascii="Avenir Next" w:hAnsi="Avenir Next" w:cs="Avenir Next" w:eastAsia="Avenir Next"/>
+          <w:color w:val="1A1A1A"/>
           <w:sz w:val="18"/>
           <w:szCs w:val="18"/>
         </w:rPr>
-        <w:t xml:space="preserve">Step 1</w:t>
-      </w:r>
-      <w:r>
-        <w:rPr>
-          <w:rFonts w:ascii="Avenir Next" w:hAnsi="Avenir Next" w:cs="Avenir Next" w:eastAsia="Avenir Next"/>
-          <w:color w:val="1A1A1A"/>
-          <w:sz w:val="18"/>
-          <w:szCs w:val="18"/>
-        </w:rPr>
         <w:tab/>
       </w:r>
       <w:r>
         <w:rPr>
           <w:rFonts w:ascii="Avenir Next" w:hAnsi="Avenir Next" w:cs="Avenir Next" w:eastAsia="Avenir Next"/>
           <w:color w:val="1A1A1A"/>
+          <w:sz w:val="22"/>
+          <w:szCs w:val="21"/>
+        </w:rPr>
+        <w:t xml:space="preserve">Ones: </w:t>
+      </w:r>
+      <w:r>
+        <w:rPr>
+          <w:rFonts w:ascii="Avenir Next" w:hAnsi="Avenir Next" w:cs="Avenir Next" w:eastAsia="Avenir Next"/>
+          <w:color w:val="1A1A1A"/>
           <w:sz w:val="21"/>
           <w:szCs w:val="21"/>
-        </w:rPr>
-        <w:t xml:space="preserve">Ones: </w:t>
-      </w:r>
-      <w:r>
-        <w:rPr>
-          <w:rFonts w:ascii="Avenir Next" w:hAnsi="Avenir Next" w:cs="Avenir Next" w:eastAsia="Avenir Next"/>
-          <w:color w:val="1A1A1A"/>
-          <w:sz w:val="21"/>
-          <w:szCs w:val="21"/>
           <w:u w:val="single"/>
         </w:rPr>
         <w:t xml:space="preserve">                </w:t>
@@ -2916,7 +2935,7 @@
         <w:rPr>
           <w:rFonts w:ascii="Avenir Next" w:hAnsi="Avenir Next" w:cs="Avenir Next" w:eastAsia="Avenir Next"/>
           <w:color w:val="1A1A1A"/>
-          <w:sz w:val="21"/>
+          <w:sz w:val="22"/>
           <w:szCs w:val="21"/>
         </w:rPr>
         <w:t xml:space="preserve"> − 7. Too small.</w:t>
@@ -2936,35 +2955,35 @@
           <w:rFonts w:ascii="Avenir Next" w:hAnsi="Avenir Next" w:cs="Avenir Next" w:eastAsia="Avenir Next"/>
           <w:b/>
           <w:color w:val="003A70"/>
+          <w:sz w:val="22"/>
+          <w:szCs w:val="18"/>
+        </w:rPr>
+        <w:t xml:space="preserve">Step 2</w:t>
+      </w:r>
+      <w:r>
+        <w:rPr>
+          <w:rFonts w:ascii="Avenir Next" w:hAnsi="Avenir Next" w:cs="Avenir Next" w:eastAsia="Avenir Next"/>
+          <w:color w:val="1A1A1A"/>
           <w:sz w:val="18"/>
           <w:szCs w:val="18"/>
         </w:rPr>
-        <w:t xml:space="preserve">Step 2</w:t>
-      </w:r>
-      <w:r>
-        <w:rPr>
-          <w:rFonts w:ascii="Avenir Next" w:hAnsi="Avenir Next" w:cs="Avenir Next" w:eastAsia="Avenir Next"/>
-          <w:color w:val="1A1A1A"/>
-          <w:sz w:val="18"/>
-          <w:szCs w:val="18"/>
-        </w:rPr>
         <w:tab/>
       </w:r>
       <w:r>
         <w:rPr>
           <w:rFonts w:ascii="Avenir Next" w:hAnsi="Avenir Next" w:cs="Avenir Next" w:eastAsia="Avenir Next"/>
           <w:color w:val="1A1A1A"/>
+          <w:sz w:val="22"/>
+          <w:szCs w:val="21"/>
+        </w:rPr>
+        <w:t xml:space="preserve">Regroup: 7 tens and </w:t>
+      </w:r>
+      <w:r>
+        <w:rPr>
+          <w:rFonts w:ascii="Avenir Next" w:hAnsi="Avenir Next" w:cs="Avenir Next" w:eastAsia="Avenir Next"/>
+          <w:color w:val="1A1A1A"/>
           <w:sz w:val="21"/>
           <w:szCs w:val="21"/>
-        </w:rPr>
-        <w:t xml:space="preserve">Regroup: 7 tens and </w:t>
-      </w:r>
-      <w:r>
-        <w:rPr>
-          <w:rFonts w:ascii="Avenir Next" w:hAnsi="Avenir Next" w:cs="Avenir Next" w:eastAsia="Avenir Next"/>
-          <w:color w:val="1A1A1A"/>
-          <w:sz w:val="21"/>
-          <w:szCs w:val="21"/>
           <w:u w:val="single"/>
         </w:rPr>
         <w:t xml:space="preserve">                </w:t>
@@ -2973,7 +2992,7 @@
         <w:rPr>
           <w:rFonts w:ascii="Avenir Next" w:hAnsi="Avenir Next" w:cs="Avenir Next" w:eastAsia="Avenir Next"/>
           <w:color w:val="1A1A1A"/>
-          <w:sz w:val="21"/>
+          <w:sz w:val="22"/>
           <w:szCs w:val="21"/>
         </w:rPr>
         <w:t xml:space="preserve"> ones.</w:t>
@@ -2993,28 +3012,47 @@
           <w:rFonts w:ascii="Avenir Next" w:hAnsi="Avenir Next" w:cs="Avenir Next" w:eastAsia="Avenir Next"/>
           <w:b/>
           <w:color w:val="003A70"/>
+          <w:sz w:val="22"/>
+          <w:szCs w:val="18"/>
+        </w:rPr>
+        <w:t xml:space="preserve">Step 3</w:t>
+      </w:r>
+      <w:r>
+        <w:rPr>
+          <w:rFonts w:ascii="Avenir Next" w:hAnsi="Avenir Next" w:cs="Avenir Next" w:eastAsia="Avenir Next"/>
+          <w:color w:val="1A1A1A"/>
           <w:sz w:val="18"/>
           <w:szCs w:val="18"/>
         </w:rPr>
-        <w:t xml:space="preserve">Step 3</w:t>
-      </w:r>
-      <w:r>
-        <w:rPr>
-          <w:rFonts w:ascii="Avenir Next" w:hAnsi="Avenir Next" w:cs="Avenir Next" w:eastAsia="Avenir Next"/>
-          <w:color w:val="1A1A1A"/>
-          <w:sz w:val="18"/>
-          <w:szCs w:val="18"/>
-        </w:rPr>
         <w:tab/>
       </w:r>
       <w:r>
         <w:rPr>
           <w:rFonts w:ascii="Avenir Next" w:hAnsi="Avenir Next" w:cs="Avenir Next" w:eastAsia="Avenir Next"/>
           <w:color w:val="1A1A1A"/>
+          <w:sz w:val="22"/>
+          <w:szCs w:val="21"/>
+        </w:rPr>
+        <w:t xml:space="preserve">12 − 7 = </w:t>
+      </w:r>
+      <w:r>
+        <w:rPr>
+          <w:rFonts w:ascii="Avenir Next" w:hAnsi="Avenir Next" w:cs="Avenir Next" w:eastAsia="Avenir Next"/>
+          <w:color w:val="1A1A1A"/>
           <w:sz w:val="21"/>
           <w:szCs w:val="21"/>
-        </w:rPr>
-        <w:t xml:space="preserve">12 − 7 = </w:t>
+          <w:u w:val="single"/>
+        </w:rPr>
+        <w:t xml:space="preserve">                </w:t>
+      </w:r>
+      <w:r>
+        <w:rPr>
+          <w:rFonts w:ascii="Avenir Next" w:hAnsi="Avenir Next" w:cs="Avenir Next" w:eastAsia="Avenir Next"/>
+          <w:color w:val="1A1A1A"/>
+          <w:sz w:val="22"/>
+          <w:szCs w:val="21"/>
+        </w:rPr>
+        <w:t xml:space="preserve">. 7 − 4 = </w:t>
       </w:r>
       <w:r>
         <w:rPr>
@@ -3030,40 +3068,21 @@
         <w:rPr>
           <w:rFonts w:ascii="Avenir Next" w:hAnsi="Avenir Next" w:cs="Avenir Next" w:eastAsia="Avenir Next"/>
           <w:color w:val="1A1A1A"/>
+          <w:sz w:val="22"/>
+          <w:szCs w:val="21"/>
+        </w:rPr>
+        <w:t xml:space="preserve">. Answer: </w:t>
+      </w:r>
+      <w:r>
+        <w:rPr>
+          <w:rFonts w:ascii="Avenir Next" w:hAnsi="Avenir Next" w:cs="Avenir Next" w:eastAsia="Avenir Next"/>
+          <w:color w:val="1A1A1A"/>
           <w:sz w:val="21"/>
           <w:szCs w:val="21"/>
-        </w:rPr>
-        <w:t xml:space="preserve">. 7 − 4 = </w:t>
-      </w:r>
-      <w:r>
-        <w:rPr>
-          <w:rFonts w:ascii="Avenir Next" w:hAnsi="Avenir Next" w:cs="Avenir Next" w:eastAsia="Avenir Next"/>
-          <w:color w:val="1A1A1A"/>
-          <w:sz w:val="21"/>
-          <w:szCs w:val="21"/>
           <w:u w:val="single"/>
         </w:rPr>
         <w:t xml:space="preserve">                </w:t>
       </w:r>
-      <w:r>
-        <w:rPr>
-          <w:rFonts w:ascii="Avenir Next" w:hAnsi="Avenir Next" w:cs="Avenir Next" w:eastAsia="Avenir Next"/>
-          <w:color w:val="1A1A1A"/>
-          <w:sz w:val="21"/>
-          <w:szCs w:val="21"/>
-        </w:rPr>
-        <w:t xml:space="preserve">. Answer: </w:t>
-      </w:r>
-      <w:r>
-        <w:rPr>
-          <w:rFonts w:ascii="Avenir Next" w:hAnsi="Avenir Next" w:cs="Avenir Next" w:eastAsia="Avenir Next"/>
-          <w:color w:val="1A1A1A"/>
-          <w:sz w:val="21"/>
-          <w:szCs w:val="21"/>
-          <w:u w:val="single"/>
-        </w:rPr>
-        <w:t xml:space="preserve">                </w:t>
-      </w:r>
     </w:p>
     <w:p>
       <w:pPr>
@@ -3072,6 +3091,7 @@
     </w:p>
     <w:p>
       <w:pPr>
+        <w:pStyle w:val="Heading2"/>
         <w:keepNext/>
         <w:pBdr>
           <w:bottom w:val="single" w:sz="8" w:space="3" w:color="003A70"/>
@@ -3087,7 +3107,7 @@
           <w:b/>
           <w:color w:val="003A70"/>
           <w:spacing w:val="14"/>
-          <w:sz w:val="19"/>
+          <w:sz w:val="22"/>
           <w:szCs w:val="19"/>
         </w:rPr>
         <w:t xml:space="preserve">YOUR TURN</w:t>
@@ -3106,7 +3126,7 @@
           <w:rFonts w:ascii="Avenir Next" w:hAnsi="Avenir Next" w:cs="Avenir Next" w:eastAsia="Avenir Next"/>
           <w:i/>
           <w:color w:val="5A5F66"/>
-          <w:sz w:val="17"/>
+          <w:sz w:val="22"/>
           <w:szCs w:val="17"/>
         </w:rPr>
         <w:t xml:space="preserve">use the steps on your own</w:t>
@@ -3278,7 +3298,7 @@
                       <w:szCs w:val="22"/>
                       <w:u w:val="single"/>
                     </w:rPr>
-                    <w:t xml:space="preserve">      </w:t>
+                    <w:t xml:space="preserve">          </w:t>
                   </w:r>
                 </w:p>
               </w:tc>
@@ -3340,7 +3360,7 @@
                       <w:szCs w:val="22"/>
                       <w:u w:val="single"/>
                     </w:rPr>
-                    <w:t xml:space="preserve">      </w:t>
+                    <w:t xml:space="preserve">          </w:t>
                   </w:r>
                 </w:p>
               </w:tc>
@@ -3402,7 +3422,7 @@
                       <w:szCs w:val="22"/>
                       <w:u w:val="single"/>
                     </w:rPr>
-                    <w:t xml:space="preserve">      </w:t>
+                    <w:t xml:space="preserve">          </w:t>
                   </w:r>
                 </w:p>
               </w:tc>
@@ -3470,7 +3490,7 @@
                       <w:szCs w:val="22"/>
                       <w:u w:val="single"/>
                     </w:rPr>
-                    <w:t xml:space="preserve">      </w:t>
+                    <w:t xml:space="preserve">          </w:t>
                   </w:r>
                 </w:p>
               </w:tc>
@@ -3532,7 +3552,7 @@
                       <w:szCs w:val="22"/>
                       <w:u w:val="single"/>
                     </w:rPr>
-                    <w:t xml:space="preserve">      </w:t>
+                    <w:t xml:space="preserve">          </w:t>
                   </w:r>
                 </w:p>
               </w:tc>
@@ -3594,7 +3614,7 @@
                       <w:szCs w:val="22"/>
                       <w:u w:val="single"/>
                     </w:rPr>
-                    <w:t xml:space="preserve">      </w:t>
+                    <w:t xml:space="preserve">          </w:t>
                   </w:r>
                 </w:p>
               </w:tc>
@@ -3615,6 +3635,7 @@
     </w:p>
     <w:p>
       <w:pPr>
+        <w:pStyle w:val="Heading2"/>
         <w:keepNext/>
         <w:pBdr>
           <w:bottom w:val="single" w:sz="8" w:space="3" w:color="003A70"/>
@@ -3630,7 +3651,7 @@
           <w:b/>
           <w:color w:val="003A70"/>
           <w:spacing w:val="14"/>
-          <w:sz w:val="19"/>
+          <w:sz w:val="22"/>
           <w:szCs w:val="19"/>
         </w:rPr>
         <w:t xml:space="preserve">READY CHECK</w:t>
@@ -3649,7 +3670,7 @@
           <w:rFonts w:ascii="Avenir Next" w:hAnsi="Avenir Next" w:cs="Avenir Next" w:eastAsia="Avenir Next"/>
           <w:i/>
           <w:color w:val="5A5F66"/>
-          <w:sz w:val="17"/>
+          <w:sz w:val="22"/>
           <w:szCs w:val="17"/>
         </w:rPr>
         <w:t xml:space="preserve">a problem like the one in today’s lesson</w:t>
@@ -3819,25 +3840,25 @@
                       <w:rFonts w:ascii="Avenir Next" w:hAnsi="Avenir Next" w:cs="Avenir Next" w:eastAsia="Avenir Next"/>
                       <w:b/>
                       <w:color w:val="003A70"/>
+                      <w:sz w:val="22"/>
+                      <w:szCs w:val="21"/>
+                    </w:rPr>
+                    <w:t xml:space="preserve">A</w:t>
+                  </w:r>
+                  <w:r>
+                    <w:rPr>
+                      <w:rFonts w:ascii="Avenir Next" w:hAnsi="Avenir Next" w:cs="Avenir Next" w:eastAsia="Avenir Next"/>
+                      <w:color w:val="1A1A1A"/>
                       <w:sz w:val="21"/>
                       <w:szCs w:val="21"/>
                     </w:rPr>
-                    <w:t xml:space="preserve">A</w:t>
-                  </w:r>
-                  <w:r>
-                    <w:rPr>
-                      <w:rFonts w:ascii="Avenir Next" w:hAnsi="Avenir Next" w:cs="Avenir Next" w:eastAsia="Avenir Next"/>
-                      <w:color w:val="1A1A1A"/>
-                      <w:sz w:val="21"/>
-                      <w:szCs w:val="21"/>
-                    </w:rPr>
                     <w:tab/>
                   </w:r>
                   <w:r>
                     <w:rPr>
                       <w:rFonts w:ascii="Avenir Next" w:hAnsi="Avenir Next" w:cs="Avenir Next" w:eastAsia="Avenir Next"/>
                       <w:color w:val="1A1A1A"/>
-                      <w:sz w:val="21"/>
+                      <w:sz w:val="22"/>
                       <w:szCs w:val="21"/>
                     </w:rPr>
                     <w:t xml:space="preserve">53</w:t>
@@ -3862,25 +3883,25 @@
                       <w:rFonts w:ascii="Avenir Next" w:hAnsi="Avenir Next" w:cs="Avenir Next" w:eastAsia="Avenir Next"/>
                       <w:b/>
                       <w:color w:val="003A70"/>
+                      <w:sz w:val="22"/>
+                      <w:szCs w:val="21"/>
+                    </w:rPr>
+                    <w:t xml:space="preserve">B</w:t>
+                  </w:r>
+                  <w:r>
+                    <w:rPr>
+                      <w:rFonts w:ascii="Avenir Next" w:hAnsi="Avenir Next" w:cs="Avenir Next" w:eastAsia="Avenir Next"/>
+                      <w:color w:val="1A1A1A"/>
                       <w:sz w:val="21"/>
                       <w:szCs w:val="21"/>
                     </w:rPr>
-                    <w:t xml:space="preserve">B</w:t>
-                  </w:r>
-                  <w:r>
-                    <w:rPr>
-                      <w:rFonts w:ascii="Avenir Next" w:hAnsi="Avenir Next" w:cs="Avenir Next" w:eastAsia="Avenir Next"/>
-                      <w:color w:val="1A1A1A"/>
-                      <w:sz w:val="21"/>
-                      <w:szCs w:val="21"/>
-                    </w:rPr>
                     <w:tab/>
                   </w:r>
                   <w:r>
                     <w:rPr>
                       <w:rFonts w:ascii="Avenir Next" w:hAnsi="Avenir Next" w:cs="Avenir Next" w:eastAsia="Avenir Next"/>
                       <w:color w:val="1A1A1A"/>
-                      <w:sz w:val="21"/>
+                      <w:sz w:val="22"/>
                       <w:szCs w:val="21"/>
                     </w:rPr>
                     <w:t xml:space="preserve">63</w:t>
@@ -3905,25 +3926,25 @@
                       <w:rFonts w:ascii="Avenir Next" w:hAnsi="Avenir Next" w:cs="Avenir Next" w:eastAsia="Avenir Next"/>
                       <w:b/>
                       <w:color w:val="003A70"/>
+                      <w:sz w:val="22"/>
+                      <w:szCs w:val="21"/>
+                    </w:rPr>
+                    <w:t xml:space="preserve">C</w:t>
+                  </w:r>
+                  <w:r>
+                    <w:rPr>
+                      <w:rFonts w:ascii="Avenir Next" w:hAnsi="Avenir Next" w:cs="Avenir Next" w:eastAsia="Avenir Next"/>
+                      <w:color w:val="1A1A1A"/>
                       <w:sz w:val="21"/>
                       <w:szCs w:val="21"/>
                     </w:rPr>
-                    <w:t xml:space="preserve">C</w:t>
-                  </w:r>
-                  <w:r>
-                    <w:rPr>
-                      <w:rFonts w:ascii="Avenir Next" w:hAnsi="Avenir Next" w:cs="Avenir Next" w:eastAsia="Avenir Next"/>
-                      <w:color w:val="1A1A1A"/>
-                      <w:sz w:val="21"/>
-                      <w:szCs w:val="21"/>
-                    </w:rPr>
                     <w:tab/>
                   </w:r>
                   <w:r>
                     <w:rPr>
                       <w:rFonts w:ascii="Avenir Next" w:hAnsi="Avenir Next" w:cs="Avenir Next" w:eastAsia="Avenir Next"/>
                       <w:color w:val="1A1A1A"/>
-                      <w:sz w:val="21"/>
+                      <w:sz w:val="22"/>
                       <w:szCs w:val="21"/>
                     </w:rPr>
                     <w:t xml:space="preserve">129</w:t>
@@ -3948,25 +3969,25 @@
                       <w:rFonts w:ascii="Avenir Next" w:hAnsi="Avenir Next" w:cs="Avenir Next" w:eastAsia="Avenir Next"/>
                       <w:b/>
                       <w:color w:val="003A70"/>
+                      <w:sz w:val="22"/>
+                      <w:szCs w:val="21"/>
+                    </w:rPr>
+                    <w:t xml:space="preserve">D</w:t>
+                  </w:r>
+                  <w:r>
+                    <w:rPr>
+                      <w:rFonts w:ascii="Avenir Next" w:hAnsi="Avenir Next" w:cs="Avenir Next" w:eastAsia="Avenir Next"/>
+                      <w:color w:val="1A1A1A"/>
                       <w:sz w:val="21"/>
                       <w:szCs w:val="21"/>
                     </w:rPr>
-                    <w:t xml:space="preserve">D</w:t>
-                  </w:r>
-                  <w:r>
-                    <w:rPr>
-                      <w:rFonts w:ascii="Avenir Next" w:hAnsi="Avenir Next" w:cs="Avenir Next" w:eastAsia="Avenir Next"/>
-                      <w:color w:val="1A1A1A"/>
-                      <w:sz w:val="21"/>
-                      <w:szCs w:val="21"/>
-                    </w:rPr>
                     <w:tab/>
                   </w:r>
                   <w:r>
                     <w:rPr>
                       <w:rFonts w:ascii="Avenir Next" w:hAnsi="Avenir Next" w:cs="Avenir Next" w:eastAsia="Avenir Next"/>
                       <w:color w:val="1A1A1A"/>
-                      <w:sz w:val="21"/>
+                      <w:sz w:val="22"/>
                       <w:szCs w:val="21"/>
                     </w:rPr>
                     <w:t xml:space="preserve">47</w:t>
@@ -4015,19 +4036,42 @@
         <w:tblLook w:val="0000" w:firstRow="0" w:lastRow="0" w:firstColumn="0" w:lastColumn="0" w:noHBand="1" w:noVBand="1"/>
       </w:tblPr>
       <w:tblGrid>
-        <w:gridCol w:w="2000"/>
-        <w:gridCol w:w="2300"/>
-        <w:gridCol w:w="2100"/>
-        <w:gridCol w:w="3104"/>
+        <w:gridCol w:w="1750"/>
+        <w:gridCol w:w="2500"/>
+        <w:gridCol w:w="2200"/>
+        <w:gridCol w:w="3054"/>
       </w:tblGrid>
       <w:tr>
         <w:trPr>
           <w:cantSplit/>
-          <w:trHeight w:val="320" w:hRule="atLeast"/>
+          <w:trHeight w:val="300" w:hRule="atLeast"/>
         </w:trPr>
         <w:tc>
           <w:tcPr>
-            <w:tcW w:w="2000" w:type="dxa"/>
+            <w:tcW w:w="1750" w:type="dxa"/>
+            <w:vAlign w:val="center"/>
+          </w:tcPr>
+          <w:p>
+            <w:pPr>
+              <w:pStyle w:val="Heading2"/>
+              <w:spacing w:before="0" w:after="0" w:line="240" w:lineRule="auto"/>
+            </w:pPr>
+            <w:r>
+              <w:rPr>
+                <w:rFonts w:ascii="Avenir Next" w:hAnsi="Avenir Next" w:cs="Avenir Next" w:eastAsia="Avenir Next"/>
+                <w:b/>
+                <w:color w:val="003A70"/>
+                <w:spacing w:val="12"/>
+                <w:sz w:val="15"/>
+                <w:szCs w:val="15"/>
+              </w:rPr>
+              <w:t xml:space="preserve">CHECK YOURSELF</w:t>
+            </w:r>
+          </w:p>
+        </w:tc>
+        <w:tc>
+          <w:tcPr>
+            <w:tcW w:w="2500" w:type="dxa"/>
             <w:vAlign w:val="center"/>
           </w:tcPr>
           <w:p>
@@ -4036,20 +4080,27 @@
             </w:pPr>
             <w:r>
               <w:rPr>
-                <w:rFonts w:ascii="Avenir Next" w:hAnsi="Avenir Next" w:cs="Avenir Next" w:eastAsia="Avenir Next"/>
-                <w:b/>
-                <w:color w:val="003A70"/>
-                <w:spacing w:val="12"/>
-                <w:sz w:val="15"/>
-                <w:szCs w:val="15"/>
-              </w:rPr>
-              <w:t xml:space="preserve">CHECK YOURSELF</w:t>
+                <w:rFonts w:ascii="Arial" w:hAnsi="Arial" w:cs="Arial" w:eastAsia="Arial"/>
+                <w:color w:val="1A1A1A"/>
+                <w:sz w:val="20"/>
+                <w:szCs w:val="20"/>
+              </w:rPr>
+              <w:t xml:space="preserve">□</w:t>
+            </w:r>
+            <w:r>
+              <w:rPr>
+                <w:rFonts w:ascii="Avenir Next" w:hAnsi="Avenir Next" w:cs="Avenir Next" w:eastAsia="Avenir Next"/>
+                <w:color w:val="1A1A1A"/>
+                <w:sz w:val="17"/>
+                <w:szCs w:val="17"/>
+              </w:rPr>
+              <w:t xml:space="preserve">  I can do this on my own</w:t>
             </w:r>
           </w:p>
         </w:tc>
         <w:tc>
           <w:tcPr>
-            <w:tcW w:w="2300" w:type="dxa"/>
+            <w:tcW w:w="2200" w:type="dxa"/>
             <w:vAlign w:val="center"/>
           </w:tcPr>
           <w:p>
@@ -4060,8 +4111,8 @@
               <w:rPr>
                 <w:rFonts w:ascii="Arial" w:hAnsi="Arial" w:cs="Arial" w:eastAsia="Arial"/>
                 <w:color w:val="1A1A1A"/>
-                <w:sz w:val="24"/>
-                <w:szCs w:val="24"/>
+                <w:sz w:val="20"/>
+                <w:szCs w:val="20"/>
               </w:rPr>
               <w:t xml:space="preserve">□</w:t>
             </w:r>
@@ -4072,13 +4123,13 @@
                 <w:sz w:val="17"/>
                 <w:szCs w:val="17"/>
               </w:rPr>
-              <w:t xml:space="preserve">  I can do this on my own</w:t>
+              <w:t xml:space="preserve">  I need a little help</w:t>
             </w:r>
           </w:p>
         </w:tc>
         <w:tc>
           <w:tcPr>
-            <w:tcW w:w="2100" w:type="dxa"/>
+            <w:tcW w:w="3054" w:type="dxa"/>
             <w:vAlign w:val="center"/>
           </w:tcPr>
           <w:p>
@@ -4089,37 +4140,8 @@
               <w:rPr>
                 <w:rFonts w:ascii="Arial" w:hAnsi="Arial" w:cs="Arial" w:eastAsia="Arial"/>
                 <w:color w:val="1A1A1A"/>
-                <w:sz w:val="24"/>
-                <w:szCs w:val="24"/>
-              </w:rPr>
-              <w:t xml:space="preserve">□</w:t>
-            </w:r>
-            <w:r>
-              <w:rPr>
-                <w:rFonts w:ascii="Avenir Next" w:hAnsi="Avenir Next" w:cs="Avenir Next" w:eastAsia="Avenir Next"/>
-                <w:color w:val="1A1A1A"/>
-                <w:sz w:val="17"/>
-                <w:szCs w:val="17"/>
-              </w:rPr>
-              <w:t xml:space="preserve">  I need a little help</w:t>
-            </w:r>
-          </w:p>
-        </w:tc>
-        <w:tc>
-          <w:tcPr>
-            <w:tcW w:w="3104" w:type="dxa"/>
-            <w:vAlign w:val="center"/>
-          </w:tcPr>
-          <w:p>
-            <w:pPr>
-              <w:spacing w:before="0" w:after="0" w:line="240" w:lineRule="auto"/>
-            </w:pPr>
-            <w:r>
-              <w:rPr>
-                <w:rFonts w:ascii="Arial" w:hAnsi="Arial" w:cs="Arial" w:eastAsia="Arial"/>
-                <w:color w:val="1A1A1A"/>
-                <w:sz w:val="24"/>
-                <w:szCs w:val="24"/>
+                <w:sz w:val="20"/>
+                <w:szCs w:val="20"/>
               </w:rPr>
               <w:t xml:space="preserve">□</w:t>
             </w:r>
@@ -4154,7 +4176,7 @@
     <w:sectPr>
       <w:footerReference w:type="default" r:id="rIdFooter1"/>
       <w:pgSz w:w="12240" w:h="15840"/>
-      <w:pgMar w:top="893" w:right="1224" w:bottom="835" w:left="1512" w:header="432" w:footer="432" w:gutter="0"/>
+      <w:pgMar w:top="780" w:right="1224" w:bottom="760" w:left="1512" w:header="432" w:footer="432" w:gutter="0"/>
       <w:cols w:space="720"/>
     </w:sectPr>
   </w:body>
@@ -4234,7 +4256,106 @@
               <w:sz w:val="15"/>
               <w:szCs w:val="15"/>
             </w:rPr>
-            <w:t xml:space="preserve">Lesson 8-2  ·  Session 1  ·  Prerequisite Practice A</w:t>
+            <w:t xml:space="preserve">8-2 · Page </w:t>
+          </w:r>
+          <w:r>
+            <w:rPr>
+              <w:rFonts w:ascii="Avenir Next" w:hAnsi="Avenir Next" w:cs="Avenir Next" w:eastAsia="Avenir Next"/>
+              <w:color w:val="5A5F66"/>
+              <w:sz w:val="15"/>
+              <w:szCs w:val="15"/>
+            </w:rPr>
+            <w:fldChar w:fldCharType="begin"/>
+          </w:r>
+          <w:r>
+            <w:rPr>
+              <w:rFonts w:ascii="Avenir Next" w:hAnsi="Avenir Next" w:cs="Avenir Next" w:eastAsia="Avenir Next"/>
+              <w:color w:val="5A5F66"/>
+              <w:sz w:val="15"/>
+              <w:szCs w:val="15"/>
+            </w:rPr>
+            <w:instrText xml:space="preserve"> PAGE </w:instrText>
+          </w:r>
+          <w:r>
+            <w:rPr>
+              <w:rFonts w:ascii="Avenir Next" w:hAnsi="Avenir Next" w:cs="Avenir Next" w:eastAsia="Avenir Next"/>
+              <w:color w:val="5A5F66"/>
+              <w:sz w:val="15"/>
+              <w:szCs w:val="15"/>
+            </w:rPr>
+            <w:fldChar w:fldCharType="separate"/>
+          </w:r>
+          <w:r>
+            <w:rPr>
+              <w:rFonts w:ascii="Avenir Next" w:hAnsi="Avenir Next" w:cs="Avenir Next" w:eastAsia="Avenir Next"/>
+              <w:color w:val="5A5F66"/>
+              <w:sz w:val="15"/>
+              <w:szCs w:val="15"/>
+            </w:rPr>
+            <w:t xml:space="preserve">1</w:t>
+          </w:r>
+          <w:r>
+            <w:rPr>
+              <w:rFonts w:ascii="Avenir Next" w:hAnsi="Avenir Next" w:cs="Avenir Next" w:eastAsia="Avenir Next"/>
+              <w:color w:val="5A5F66"/>
+              <w:sz w:val="15"/>
+              <w:szCs w:val="15"/>
+            </w:rPr>
+            <w:fldChar w:fldCharType="end"/>
+          </w:r>
+          <w:r>
+            <w:rPr>
+              <w:rFonts w:ascii="Avenir Next" w:hAnsi="Avenir Next" w:cs="Avenir Next" w:eastAsia="Avenir Next"/>
+              <w:color w:val="5A5F66"/>
+              <w:sz w:val="15"/>
+              <w:szCs w:val="15"/>
+            </w:rPr>
+            <w:t xml:space="preserve"> of </w:t>
+          </w:r>
+          <w:r>
+            <w:rPr>
+              <w:rFonts w:ascii="Avenir Next" w:hAnsi="Avenir Next" w:cs="Avenir Next" w:eastAsia="Avenir Next"/>
+              <w:color w:val="5A5F66"/>
+              <w:sz w:val="15"/>
+              <w:szCs w:val="15"/>
+            </w:rPr>
+            <w:fldChar w:fldCharType="begin"/>
+          </w:r>
+          <w:r>
+            <w:rPr>
+              <w:rFonts w:ascii="Avenir Next" w:hAnsi="Avenir Next" w:cs="Avenir Next" w:eastAsia="Avenir Next"/>
+              <w:color w:val="5A5F66"/>
+              <w:sz w:val="15"/>
+              <w:szCs w:val="15"/>
+            </w:rPr>
+            <w:instrText xml:space="preserve"> NUMPAGES </w:instrText>
+          </w:r>
+          <w:r>
+            <w:rPr>
+              <w:rFonts w:ascii="Avenir Next" w:hAnsi="Avenir Next" w:cs="Avenir Next" w:eastAsia="Avenir Next"/>
+              <w:color w:val="5A5F66"/>
+              <w:sz w:val="15"/>
+              <w:szCs w:val="15"/>
+            </w:rPr>
+            <w:fldChar w:fldCharType="separate"/>
+          </w:r>
+          <w:r>
+            <w:rPr>
+              <w:rFonts w:ascii="Avenir Next" w:hAnsi="Avenir Next" w:cs="Avenir Next" w:eastAsia="Avenir Next"/>
+              <w:color w:val="5A5F66"/>
+              <w:sz w:val="15"/>
+              <w:szCs w:val="15"/>
+            </w:rPr>
+            <w:t xml:space="preserve">1</w:t>
+          </w:r>
+          <w:r>
+            <w:rPr>
+              <w:rFonts w:ascii="Avenir Next" w:hAnsi="Avenir Next" w:cs="Avenir Next" w:eastAsia="Avenir Next"/>
+              <w:color w:val="5A5F66"/>
+              <w:sz w:val="15"/>
+              <w:szCs w:val="15"/>
+            </w:rPr>
+            <w:fldChar w:fldCharType="end"/>
           </w:r>
         </w:p>
       </w:tc>
@@ -4277,5 +4398,23 @@
       </w:tblCellMar>
     </w:tblPr>
   </w:style>
+  <w:style w:type="paragraph" w:styleId="Heading1">
+    <w:name w:val="heading 1"/>
+    <w:basedOn w:val="Normal"/>
+    <w:pPr>
+      <w:outlineLvl w:val="0"/>
+      <w:keepNext w:val="0"/>
+      <w:keepLines w:val="0"/>
+    </w:pPr>
+  </w:style>
+  <w:style w:type="paragraph" w:styleId="Heading2">
+    <w:name w:val="heading 2"/>
+    <w:basedOn w:val="Normal"/>
+    <w:pPr>
+      <w:outlineLvl w:val="1"/>
+      <w:keepNext w:val="0"/>
+      <w:keepLines w:val="0"/>
+    </w:pPr>
+  </w:style>
 </w:styles>
 </file>